--- a/WORKSHOP_PREP_TEST_AUTOMATION.docx
+++ b/WORKSHOP_PREP_TEST_AUTOMATION.docx
@@ -72,290 +72,7 @@
         <w:pStyle w:val="Heading2"/>
       </w:pPr>
       <w:r>
-        <w:t>Environment Context</w:t>
-      </w:r>
-    </w:p>
-    <w:p>
-      <w:r>
-        <w:rPr>
-          <w:b w:val="0"/>
-        </w:rPr>
-        <w:t>The QA team already operates across three dedicated, isolated environments:</w:t>
-      </w:r>
-    </w:p>
-    <w:tbl>
-      <w:tblPr>
-        <w:tblStyle w:val="TableGrid"/>
-        <w:tblW w:type="auto" w:w="0"/>
-        <w:tblLook w:firstColumn="1" w:firstRow="1" w:lastColumn="0" w:lastRow="0" w:noHBand="0" w:noVBand="1" w:val="04A0"/>
-      </w:tblPr>
-      <w:tblGrid>
-        <w:gridCol w:w="3135"/>
-        <w:gridCol w:w="3135"/>
-        <w:gridCol w:w="3135"/>
-      </w:tblGrid>
-      <w:tr>
-        <w:tc>
-          <w:tcPr>
-            <w:tcW w:type="dxa" w:w="3135"/>
-            <w:shd w:val="clear" w:color="auto" w:fill="D9E1F2"/>
-          </w:tcPr>
-          <w:p>
-            <w:pPr>
-              <w:spacing w:before="40" w:after="40"/>
-            </w:pPr>
-            <w:r/>
-            <w:r>
-              <w:rPr>
-                <w:b/>
-              </w:rPr>
-              <w:t>Environment</w:t>
-            </w:r>
-          </w:p>
-        </w:tc>
-        <w:tc>
-          <w:tcPr>
-            <w:tcW w:type="dxa" w:w="3135"/>
-            <w:shd w:val="clear" w:color="auto" w:fill="D9E1F2"/>
-          </w:tcPr>
-          <w:p>
-            <w:pPr>
-              <w:spacing w:before="40" w:after="40"/>
-            </w:pPr>
-            <w:r/>
-            <w:r>
-              <w:rPr>
-                <w:b/>
-              </w:rPr>
-              <w:t>Purpose</w:t>
-            </w:r>
-          </w:p>
-        </w:tc>
-        <w:tc>
-          <w:tcPr>
-            <w:tcW w:type="dxa" w:w="3135"/>
-            <w:shd w:val="clear" w:color="auto" w:fill="D9E1F2"/>
-          </w:tcPr>
-          <w:p>
-            <w:pPr>
-              <w:spacing w:before="40" w:after="40"/>
-            </w:pPr>
-            <w:r/>
-            <w:r>
-              <w:rPr>
-                <w:b/>
-              </w:rPr>
-              <w:t>Existing smoke tag</w:t>
-            </w:r>
-          </w:p>
-        </w:tc>
-      </w:tr>
-      <w:tr>
-        <w:tc>
-          <w:tcPr>
-            <w:tcW w:type="dxa" w:w="3135"/>
-          </w:tcPr>
-          <w:p>
-            <w:pPr>
-              <w:spacing w:before="40" w:after="40"/>
-            </w:pPr>
-            <w:r/>
-            <w:r>
-              <w:rPr>
-                <w:b w:val="0"/>
-              </w:rPr>
-              <w:t>SIT</w:t>
-            </w:r>
-          </w:p>
-        </w:tc>
-        <w:tc>
-          <w:tcPr>
-            <w:tcW w:type="dxa" w:w="3135"/>
-          </w:tcPr>
-          <w:p>
-            <w:pPr>
-              <w:spacing w:before="40" w:after="40"/>
-            </w:pPr>
-            <w:r/>
-            <w:r>
-              <w:rPr>
-                <w:b w:val="0"/>
-              </w:rPr>
-              <w:t>System Integration Testing — primary automation target</w:t>
-            </w:r>
-          </w:p>
-        </w:tc>
-        <w:tc>
-          <w:tcPr>
-            <w:tcW w:type="dxa" w:w="3135"/>
-          </w:tcPr>
-          <w:p>
-            <w:pPr>
-              <w:spacing w:before="40" w:after="40"/>
-            </w:pPr>
-            <w:r/>
-            <w:r>
-              <w:rPr>
-                <w:b w:val="0"/>
-              </w:rPr>
-              <w:t>`@SIT_Smoke`</w:t>
-            </w:r>
-          </w:p>
-        </w:tc>
-      </w:tr>
-      <w:tr>
-        <w:tc>
-          <w:tcPr>
-            <w:tcW w:type="dxa" w:w="3135"/>
-          </w:tcPr>
-          <w:p>
-            <w:pPr>
-              <w:spacing w:before="40" w:after="40"/>
-            </w:pPr>
-            <w:r/>
-            <w:r>
-              <w:rPr>
-                <w:b w:val="0"/>
-              </w:rPr>
-              <w:t>UAT</w:t>
-            </w:r>
-          </w:p>
-        </w:tc>
-        <w:tc>
-          <w:tcPr>
-            <w:tcW w:type="dxa" w:w="3135"/>
-          </w:tcPr>
-          <w:p>
-            <w:pPr>
-              <w:spacing w:before="40" w:after="40"/>
-            </w:pPr>
-            <w:r/>
-            <w:r>
-              <w:rPr>
-                <w:b w:val="0"/>
-              </w:rPr>
-              <w:t>User Acceptance Testing</w:t>
-            </w:r>
-          </w:p>
-        </w:tc>
-        <w:tc>
-          <w:tcPr>
-            <w:tcW w:type="dxa" w:w="3135"/>
-          </w:tcPr>
-          <w:p>
-            <w:pPr>
-              <w:spacing w:before="40" w:after="40"/>
-            </w:pPr>
-            <w:r/>
-            <w:r>
-              <w:rPr>
-                <w:b w:val="0"/>
-              </w:rPr>
-              <w:t>`@UAT_Smoke`</w:t>
-            </w:r>
-          </w:p>
-        </w:tc>
-      </w:tr>
-      <w:tr>
-        <w:tc>
-          <w:tcPr>
-            <w:tcW w:type="dxa" w:w="3135"/>
-          </w:tcPr>
-          <w:p>
-            <w:pPr>
-              <w:spacing w:before="40" w:after="40"/>
-            </w:pPr>
-            <w:r/>
-            <w:r>
-              <w:rPr>
-                <w:b w:val="0"/>
-              </w:rPr>
-              <w:t>FAT</w:t>
-            </w:r>
-          </w:p>
-        </w:tc>
-        <w:tc>
-          <w:tcPr>
-            <w:tcW w:type="dxa" w:w="3135"/>
-          </w:tcPr>
-          <w:p>
-            <w:pPr>
-              <w:spacing w:before="40" w:after="40"/>
-            </w:pPr>
-            <w:r/>
-            <w:r>
-              <w:rPr>
-                <w:b w:val="0"/>
-              </w:rPr>
-              <w:t>Factory Acceptance Testing</w:t>
-            </w:r>
-          </w:p>
-        </w:tc>
-        <w:tc>
-          <w:tcPr>
-            <w:tcW w:type="dxa" w:w="3135"/>
-          </w:tcPr>
-          <w:p>
-            <w:pPr>
-              <w:spacing w:before="40" w:after="40"/>
-            </w:pPr>
-            <w:r/>
-            <w:r>
-              <w:rPr>
-                <w:b w:val="0"/>
-              </w:rPr>
-              <w:t>`@FAT_Smoke`</w:t>
-            </w:r>
-          </w:p>
-        </w:tc>
-      </w:tr>
-    </w:tbl>
-    <w:p/>
-    <w:p>
-      <w:r>
-        <w:rPr>
-          <w:b w:val="0"/>
-        </w:rPr>
-        <w:t>Environment URLs are already parameterised in `App.config` (`SITBaseUrl`, `UATBaseUrl`) and</w:t>
-      </w:r>
-    </w:p>
-    <w:p>
-      <w:r>
-        <w:rPr>
-          <w:b w:val="0"/>
-        </w:rPr>
-        <w:t>switched at runtime via `Environment.properties`. Feature file scenarios are already tagged</w:t>
-      </w:r>
-    </w:p>
-    <w:p>
-      <w:r>
-        <w:rPr>
-          <w:b w:val="0"/>
-        </w:rPr>
-        <w:t>per environment. This infrastructure is workshop-ready — it does not need to be built.</w:t>
-      </w:r>
-    </w:p>
-    <w:p>
-      <w:pPr>
-        <w:pBdr>
-          <w:bottom w:val="single" w:sz="6" w:space="1" w:color="A0A0A0"/>
-        </w:pBdr>
-      </w:pPr>
-    </w:p>
-    <w:p>
-      <w:pPr>
-        <w:pStyle w:val="Heading2"/>
-      </w:pPr>
-      <w:r>
-        <w:t>4.2.1 — What criteria must be met to gate pull requests on test automation results alone?</w:t>
-      </w:r>
-    </w:p>
-    <w:p>
-      <w:pPr>
-        <w:pStyle w:val="Heading3"/>
-      </w:pPr>
-      <w:r>
-        <w:t>Current state</w:t>
+        <w:t>Execution Environment</w:t>
       </w:r>
     </w:p>
     <w:tbl>
@@ -383,7 +100,7 @@
               <w:rPr>
                 <w:b/>
               </w:rPr>
-              <w:t>Area</w:t>
+              <w:t>Property</w:t>
             </w:r>
           </w:p>
         </w:tc>
@@ -401,7 +118,312 @@
               <w:rPr>
                 <w:b/>
               </w:rPr>
-              <w:t>State</w:t>
+              <w:t>Detail</w:t>
+            </w:r>
+          </w:p>
+        </w:tc>
+      </w:tr>
+      <w:tr>
+        <w:tc>
+          <w:tcPr>
+            <w:tcW w:type="dxa" w:w="4703"/>
+          </w:tcPr>
+          <w:p>
+            <w:pPr>
+              <w:spacing w:before="40" w:after="40"/>
+            </w:pPr>
+            <w:r/>
+            <w:r>
+              <w:rPr>
+                <w:b/>
+              </w:rPr>
+              <w:t>Infrastructure</w:t>
+            </w:r>
+          </w:p>
+        </w:tc>
+        <w:tc>
+          <w:tcPr>
+            <w:tcW w:type="dxa" w:w="4703"/>
+          </w:tcPr>
+          <w:p>
+            <w:pPr>
+              <w:spacing w:before="40" w:after="40"/>
+            </w:pPr>
+            <w:r/>
+            <w:r>
+              <w:rPr>
+                <w:b w:val="0"/>
+              </w:rPr>
+              <w:t>5 VMs, 2 users per VM (10 users total)</w:t>
+            </w:r>
+          </w:p>
+        </w:tc>
+      </w:tr>
+      <w:tr>
+        <w:tc>
+          <w:tcPr>
+            <w:tcW w:type="dxa" w:w="4703"/>
+          </w:tcPr>
+          <w:p>
+            <w:pPr>
+              <w:spacing w:before="40" w:after="40"/>
+            </w:pPr>
+            <w:r/>
+            <w:r>
+              <w:rPr>
+                <w:b/>
+              </w:rPr>
+              <w:t>Access method</w:t>
+            </w:r>
+          </w:p>
+        </w:tc>
+        <w:tc>
+          <w:tcPr>
+            <w:tcW w:type="dxa" w:w="4703"/>
+          </w:tcPr>
+          <w:p>
+            <w:pPr>
+              <w:spacing w:before="40" w:after="40"/>
+            </w:pPr>
+            <w:r/>
+            <w:r>
+              <w:rPr>
+                <w:b w:val="0"/>
+              </w:rPr>
+              <w:t>Remote Desktop (RDP) from local laptops</w:t>
+            </w:r>
+          </w:p>
+        </w:tc>
+      </w:tr>
+      <w:tr>
+        <w:tc>
+          <w:tcPr>
+            <w:tcW w:type="dxa" w:w="4703"/>
+          </w:tcPr>
+          <w:p>
+            <w:pPr>
+              <w:spacing w:before="40" w:after="40"/>
+            </w:pPr>
+            <w:r/>
+            <w:r>
+              <w:rPr>
+                <w:b/>
+              </w:rPr>
+              <w:t>Test distribution</w:t>
+            </w:r>
+          </w:p>
+        </w:tc>
+        <w:tc>
+          <w:tcPr>
+            <w:tcW w:type="dxa" w:w="4703"/>
+          </w:tcPr>
+          <w:p>
+            <w:pPr>
+              <w:spacing w:before="40" w:after="40"/>
+            </w:pPr>
+            <w:r/>
+            <w:r>
+              <w:rPr>
+                <w:b w:val="0"/>
+              </w:rPr>
+              <w:t>Test cases split manually between 10 users</w:t>
+            </w:r>
+          </w:p>
+        </w:tc>
+      </w:tr>
+      <w:tr>
+        <w:tc>
+          <w:tcPr>
+            <w:tcW w:type="dxa" w:w="4703"/>
+          </w:tcPr>
+          <w:p>
+            <w:pPr>
+              <w:spacing w:before="40" w:after="40"/>
+            </w:pPr>
+            <w:r/>
+            <w:r>
+              <w:rPr>
+                <w:b/>
+              </w:rPr>
+              <w:t>Environments</w:t>
+            </w:r>
+          </w:p>
+        </w:tc>
+        <w:tc>
+          <w:tcPr>
+            <w:tcW w:type="dxa" w:w="4703"/>
+          </w:tcPr>
+          <w:p>
+            <w:pPr>
+              <w:spacing w:before="40" w:after="40"/>
+            </w:pPr>
+            <w:r/>
+            <w:r>
+              <w:rPr>
+                <w:b w:val="0"/>
+              </w:rPr>
+              <w:t>SIT, UAT, FAT, PPE, MO, TRN — all isolated and independently configurable</w:t>
+            </w:r>
+          </w:p>
+        </w:tc>
+      </w:tr>
+      <w:tr>
+        <w:tc>
+          <w:tcPr>
+            <w:tcW w:type="dxa" w:w="4703"/>
+          </w:tcPr>
+          <w:p>
+            <w:pPr>
+              <w:spacing w:before="40" w:after="40"/>
+            </w:pPr>
+            <w:r/>
+            <w:r>
+              <w:rPr>
+                <w:b/>
+              </w:rPr>
+              <w:t>CI Pipeline</w:t>
+            </w:r>
+          </w:p>
+        </w:tc>
+        <w:tc>
+          <w:tcPr>
+            <w:tcW w:type="dxa" w:w="4703"/>
+          </w:tcPr>
+          <w:p>
+            <w:pPr>
+              <w:spacing w:before="40" w:after="40"/>
+            </w:pPr>
+            <w:r/>
+            <w:r>
+              <w:rPr>
+                <w:b w:val="0"/>
+              </w:rPr>
+              <w:t>Azure DevOps pipeline already exists — agent pool `VOA-TESTTEAM-AUTOMATION`</w:t>
+            </w:r>
+          </w:p>
+        </w:tc>
+      </w:tr>
+      <w:tr>
+        <w:tc>
+          <w:tcPr>
+            <w:tcW w:type="dxa" w:w="4703"/>
+          </w:tcPr>
+          <w:p>
+            <w:pPr>
+              <w:spacing w:before="40" w:after="40"/>
+            </w:pPr>
+            <w:r/>
+            <w:r>
+              <w:rPr>
+                <w:b/>
+              </w:rPr>
+              <w:t>Credentials</w:t>
+            </w:r>
+          </w:p>
+        </w:tc>
+        <w:tc>
+          <w:tcPr>
+            <w:tcW w:type="dxa" w:w="4703"/>
+          </w:tcPr>
+          <w:p>
+            <w:pPr>
+              <w:spacing w:before="40" w:after="40"/>
+            </w:pPr>
+            <w:r/>
+            <w:r>
+              <w:rPr>
+                <w:b w:val="0"/>
+              </w:rPr>
+              <w:t>Variable groups `D365_SIT_Regression`, `D365_UAT_Regression` etc. already provisioned</w:t>
+            </w:r>
+          </w:p>
+        </w:tc>
+      </w:tr>
+    </w:tbl>
+    <w:p/>
+    <w:p>
+      <w:pPr>
+        <w:pBdr>
+          <w:bottom w:val="single" w:sz="6" w:space="1" w:color="A0A0A0"/>
+        </w:pBdr>
+      </w:pPr>
+    </w:p>
+    <w:p>
+      <w:pPr>
+        <w:pStyle w:val="Heading2"/>
+      </w:pPr>
+      <w:r>
+        <w:t>CI Pipeline — Current State Assessment</w:t>
+      </w:r>
+    </w:p>
+    <w:p>
+      <w:r>
+        <w:rPr>
+          <w:b w:val="0"/>
+        </w:rPr>
+        <w:t>An Azure DevOps pipeline (`ymal`) already exists and is partially functional.</w:t>
+      </w:r>
+    </w:p>
+    <w:p>
+      <w:r>
+        <w:rPr>
+          <w:b w:val="0"/>
+        </w:rPr>
+        <w:t>This resolves the majority of blockers anticipated before reviewing the pipeline file.</w:t>
+      </w:r>
+    </w:p>
+    <w:p>
+      <w:pPr>
+        <w:pStyle w:val="Heading3"/>
+      </w:pPr>
+      <w:r>
+        <w:t>What is already working</w:t>
+      </w:r>
+    </w:p>
+    <w:tbl>
+      <w:tblPr>
+        <w:tblStyle w:val="TableGrid"/>
+        <w:tblW w:type="auto" w:w="0"/>
+        <w:tblLook w:firstColumn="1" w:firstRow="1" w:lastColumn="0" w:lastRow="0" w:noHBand="0" w:noVBand="1" w:val="04A0"/>
+      </w:tblPr>
+      <w:tblGrid>
+        <w:gridCol w:w="4703"/>
+        <w:gridCol w:w="4703"/>
+      </w:tblGrid>
+      <w:tr>
+        <w:tc>
+          <w:tcPr>
+            <w:tcW w:type="dxa" w:w="4703"/>
+            <w:shd w:val="clear" w:color="auto" w:fill="D9E1F2"/>
+          </w:tcPr>
+          <w:p>
+            <w:pPr>
+              <w:spacing w:before="40" w:after="40"/>
+            </w:pPr>
+            <w:r/>
+            <w:r>
+              <w:rPr>
+                <w:b/>
+              </w:rPr>
+              <w:t>Capability</w:t>
+            </w:r>
+          </w:p>
+        </w:tc>
+        <w:tc>
+          <w:tcPr>
+            <w:tcW w:type="dxa" w:w="4703"/>
+            <w:shd w:val="clear" w:color="auto" w:fill="D9E1F2"/>
+          </w:tcPr>
+          <w:p>
+            <w:pPr>
+              <w:spacing w:before="40" w:after="40"/>
+            </w:pPr>
+            <w:r/>
+            <w:r>
+              <w:rPr>
+                <w:b/>
+              </w:rPr>
+              <w:t>Evidence in pipeline</w:t>
             </w:r>
           </w:p>
         </w:tc>
@@ -420,7 +442,7 @@
               <w:rPr>
                 <w:b w:val="0"/>
               </w:rPr>
-              <w:t>Test execution</w:t>
+              <w:t>Agent pool provisioned</w:t>
             </w:r>
           </w:p>
         </w:tc>
@@ -437,7 +459,7 @@
               <w:rPr>
                 <w:b w:val="0"/>
               </w:rPr>
-              <w:t>Manual — 10 users split across 5 VMs, running subsets of the suite via RDP</w:t>
+              <w:t>`pool: name: VOA-TESTTEAM-AUTOMATION`</w:t>
             </w:r>
           </w:p>
         </w:tc>
@@ -456,7 +478,7 @@
               <w:rPr>
                 <w:b w:val="0"/>
               </w:rPr>
-              <w:t>PR gate</w:t>
+              <w:t>Multi-environment support</w:t>
             </w:r>
           </w:p>
         </w:tc>
@@ -473,7 +495,7 @@
               <w:rPr>
                 <w:b w:val="0"/>
               </w:rPr>
-              <w:t>None — no automated trigger exists on pull request raise</w:t>
+              <w:t>Dropdown parameter: FAT, SIT, UAT, PPE, MO, TRN</w:t>
             </w:r>
           </w:p>
         </w:tc>
@@ -492,7 +514,7 @@
               <w:rPr>
                 <w:b w:val="0"/>
               </w:rPr>
-              <w:t>Environments</w:t>
+              <w:t>Environment credentials secured</w:t>
             </w:r>
           </w:p>
         </w:tc>
@@ -509,7 +531,7 @@
               <w:rPr>
                 <w:b w:val="0"/>
               </w:rPr>
-              <w:t>SIT, UAT, FAT available and isolated</w:t>
+              <w:t>Variable groups `D365_${{ parameters.Environment }}_Regression`</w:t>
             </w:r>
           </w:p>
         </w:tc>
@@ -528,7 +550,7 @@
               <w:rPr>
                 <w:b w:val="0"/>
               </w:rPr>
-              <w:t>Test tagging</w:t>
+              <w:t>Service account for pipeline login</w:t>
             </w:r>
           </w:p>
         </w:tc>
@@ -545,7 +567,7 @@
               <w:rPr>
                 <w:b w:val="0"/>
               </w:rPr>
-              <w:t>Environment-specific tags already in place (`@SIT_Smoke`, `@P1_A`, `@Regression`)</w:t>
+              <w:t>`az login --username '$(username)' --password '$(password)'` from variable group</w:t>
             </w:r>
           </w:p>
         </w:tc>
@@ -564,7 +586,7 @@
               <w:rPr>
                 <w:b w:val="0"/>
               </w:rPr>
-              <w:t>Suite stability</w:t>
+              <w:t>Environment tag filtering</w:t>
             </w:r>
           </w:p>
         </w:tc>
@@ -581,7 +603,7 @@
               <w:rPr>
                 <w:b w:val="0"/>
               </w:rPr>
-              <w:t>Known flakiness — hard sleeps, inconsistent wait step spellings, process-killing (being addressed)</w:t>
+              <w:t>`testFiltercriteria: '${{ parameters.Environment_val }}'` — maps to `@SIT_Smoke` etc.</w:t>
             </w:r>
           </w:p>
         </w:tc>
@@ -600,7 +622,7 @@
               <w:rPr>
                 <w:b w:val="0"/>
               </w:rPr>
-              <w:t>Reporting</w:t>
+              <w:t>NuGet restore and build</w:t>
             </w:r>
           </w:p>
         </w:tc>
@@ -617,13 +639,720 @@
               <w:rPr>
                 <w:b w:val="0"/>
               </w:rPr>
-              <w:t>ExtentReports HTML saved locally per run — not published back to a PR</w:t>
+              <w:t>`NuGetCommand@2` and `VSBuild@1` tasks wired up</w:t>
+            </w:r>
+          </w:p>
+        </w:tc>
+      </w:tr>
+      <w:tr>
+        <w:tc>
+          <w:tcPr>
+            <w:tcW w:type="dxa" w:w="4703"/>
+          </w:tcPr>
+          <w:p>
+            <w:pPr>
+              <w:spacing w:before="40" w:after="40"/>
+            </w:pPr>
+            <w:r/>
+            <w:r>
+              <w:rPr>
+                <w:b w:val="0"/>
+              </w:rPr>
+              <w:t>Test result publishing intent</w:t>
+            </w:r>
+          </w:p>
+        </w:tc>
+        <w:tc>
+          <w:tcPr>
+            <w:tcW w:type="dxa" w:w="4703"/>
+          </w:tcPr>
+          <w:p>
+            <w:pPr>
+              <w:spacing w:before="40" w:after="40"/>
+            </w:pPr>
+            <w:r/>
+            <w:r>
+              <w:rPr>
+                <w:b w:val="0"/>
+              </w:rPr>
+              <w:t>`PublishTestResults@2` and `CopyFiles@2` present</w:t>
             </w:r>
           </w:p>
         </w:tc>
       </w:tr>
     </w:tbl>
     <w:p/>
+    <w:p>
+      <w:pPr>
+        <w:pStyle w:val="Heading3"/>
+      </w:pPr>
+      <w:r>
+        <w:t>Issues found in the pipeline — must fix before enabling PR gate</w:t>
+      </w:r>
+    </w:p>
+    <w:tbl>
+      <w:tblPr>
+        <w:tblStyle w:val="TableGrid"/>
+        <w:tblW w:type="auto" w:w="0"/>
+        <w:tblLook w:firstColumn="1" w:firstRow="1" w:lastColumn="0" w:lastRow="0" w:noHBand="0" w:noVBand="1" w:val="04A0"/>
+      </w:tblPr>
+      <w:tblGrid>
+        <w:gridCol w:w="2351"/>
+        <w:gridCol w:w="2351"/>
+        <w:gridCol w:w="2351"/>
+        <w:gridCol w:w="2351"/>
+      </w:tblGrid>
+      <w:tr>
+        <w:tc>
+          <w:tcPr>
+            <w:tcW w:type="dxa" w:w="2351"/>
+            <w:shd w:val="clear" w:color="auto" w:fill="D9E1F2"/>
+          </w:tcPr>
+          <w:p>
+            <w:pPr>
+              <w:spacing w:before="40" w:after="40"/>
+            </w:pPr>
+            <w:r/>
+            <w:r>
+              <w:rPr>
+                <w:b/>
+              </w:rPr>
+              <w:t>#</w:t>
+            </w:r>
+          </w:p>
+        </w:tc>
+        <w:tc>
+          <w:tcPr>
+            <w:tcW w:type="dxa" w:w="2351"/>
+            <w:shd w:val="clear" w:color="auto" w:fill="D9E1F2"/>
+          </w:tcPr>
+          <w:p>
+            <w:pPr>
+              <w:spacing w:before="40" w:after="40"/>
+            </w:pPr>
+            <w:r/>
+            <w:r>
+              <w:rPr>
+                <w:b/>
+              </w:rPr>
+              <w:t>Issue</w:t>
+            </w:r>
+          </w:p>
+        </w:tc>
+        <w:tc>
+          <w:tcPr>
+            <w:tcW w:type="dxa" w:w="2351"/>
+            <w:shd w:val="clear" w:color="auto" w:fill="D9E1F2"/>
+          </w:tcPr>
+          <w:p>
+            <w:pPr>
+              <w:spacing w:before="40" w:after="40"/>
+            </w:pPr>
+            <w:r/>
+            <w:r>
+              <w:rPr>
+                <w:b/>
+              </w:rPr>
+              <w:t>Severity</w:t>
+            </w:r>
+          </w:p>
+        </w:tc>
+        <w:tc>
+          <w:tcPr>
+            <w:tcW w:type="dxa" w:w="2351"/>
+            <w:shd w:val="clear" w:color="auto" w:fill="D9E1F2"/>
+          </w:tcPr>
+          <w:p>
+            <w:pPr>
+              <w:spacing w:before="40" w:after="40"/>
+            </w:pPr>
+            <w:r/>
+            <w:r>
+              <w:rPr>
+                <w:b/>
+              </w:rPr>
+              <w:t>Detail</w:t>
+            </w:r>
+          </w:p>
+        </w:tc>
+      </w:tr>
+      <w:tr>
+        <w:tc>
+          <w:tcPr>
+            <w:tcW w:type="dxa" w:w="2351"/>
+          </w:tcPr>
+          <w:p>
+            <w:pPr>
+              <w:spacing w:before="40" w:after="40"/>
+            </w:pPr>
+            <w:r/>
+            <w:r>
+              <w:rPr>
+                <w:b w:val="0"/>
+              </w:rPr>
+              <w:t>1</w:t>
+            </w:r>
+          </w:p>
+        </w:tc>
+        <w:tc>
+          <w:tcPr>
+            <w:tcW w:type="dxa" w:w="2351"/>
+          </w:tcPr>
+          <w:p>
+            <w:pPr>
+              <w:spacing w:before="40" w:after="40"/>
+            </w:pPr>
+            <w:r/>
+            <w:r>
+              <w:rPr>
+                <w:b w:val="0"/>
+              </w:rPr>
+              <w:t>`runInParallel: true` will crash the framework</w:t>
+            </w:r>
+          </w:p>
+        </w:tc>
+        <w:tc>
+          <w:tcPr>
+            <w:tcW w:type="dxa" w:w="2351"/>
+          </w:tcPr>
+          <w:p>
+            <w:pPr>
+              <w:spacing w:before="40" w:after="40"/>
+            </w:pPr>
+            <w:r/>
+            <w:r>
+              <w:rPr>
+                <w:b w:val="0"/>
+              </w:rPr>
+              <w:t>Critical</w:t>
+            </w:r>
+          </w:p>
+        </w:tc>
+        <w:tc>
+          <w:tcPr>
+            <w:tcW w:type="dxa" w:w="2351"/>
+          </w:tcPr>
+          <w:p>
+            <w:pPr>
+              <w:spacing w:before="40" w:after="40"/>
+            </w:pPr>
+            <w:r/>
+            <w:r>
+              <w:rPr>
+                <w:b w:val="0"/>
+              </w:rPr>
+              <w:t>`VSTest` spins up multiple threads; `DriverHelper.Driver` is a static field — two threads overwrite each other's driver mid-test causing `NullReferenceException` or `NoSuchSessionException`</w:t>
+            </w:r>
+          </w:p>
+        </w:tc>
+      </w:tr>
+      <w:tr>
+        <w:tc>
+          <w:tcPr>
+            <w:tcW w:type="dxa" w:w="2351"/>
+          </w:tcPr>
+          <w:p>
+            <w:pPr>
+              <w:spacing w:before="40" w:after="40"/>
+            </w:pPr>
+            <w:r/>
+            <w:r>
+              <w:rPr>
+                <w:b w:val="0"/>
+              </w:rPr>
+              <w:t>2</w:t>
+            </w:r>
+          </w:p>
+        </w:tc>
+        <w:tc>
+          <w:tcPr>
+            <w:tcW w:type="dxa" w:w="2351"/>
+          </w:tcPr>
+          <w:p>
+            <w:pPr>
+              <w:spacing w:before="40" w:after="40"/>
+            </w:pPr>
+            <w:r/>
+            <w:r>
+              <w:rPr>
+                <w:b w:val="0"/>
+              </w:rPr>
+              <w:t>`PublishTestResults` format mismatch</w:t>
+            </w:r>
+          </w:p>
+        </w:tc>
+        <w:tc>
+          <w:tcPr>
+            <w:tcW w:type="dxa" w:w="2351"/>
+          </w:tcPr>
+          <w:p>
+            <w:pPr>
+              <w:spacing w:before="40" w:after="40"/>
+            </w:pPr>
+            <w:r/>
+            <w:r>
+              <w:rPr>
+                <w:b w:val="0"/>
+              </w:rPr>
+              <w:t>High</w:t>
+            </w:r>
+          </w:p>
+        </w:tc>
+        <w:tc>
+          <w:tcPr>
+            <w:tcW w:type="dxa" w:w="2351"/>
+          </w:tcPr>
+          <w:p>
+            <w:pPr>
+              <w:spacing w:before="40" w:after="40"/>
+            </w:pPr>
+            <w:r/>
+            <w:r>
+              <w:rPr>
+                <w:b w:val="0"/>
+              </w:rPr>
+              <w:t>Format is set to `NUnit` (expects `.xml`) but path points to `Report.html` (ExtentReports HTML) — results never appear in Azure DevOps</w:t>
+            </w:r>
+          </w:p>
+        </w:tc>
+      </w:tr>
+      <w:tr>
+        <w:tc>
+          <w:tcPr>
+            <w:tcW w:type="dxa" w:w="2351"/>
+          </w:tcPr>
+          <w:p>
+            <w:pPr>
+              <w:spacing w:before="40" w:after="40"/>
+            </w:pPr>
+            <w:r/>
+            <w:r>
+              <w:rPr>
+                <w:b w:val="0"/>
+              </w:rPr>
+              <w:t>3</w:t>
+            </w:r>
+          </w:p>
+        </w:tc>
+        <w:tc>
+          <w:tcPr>
+            <w:tcW w:type="dxa" w:w="2351"/>
+          </w:tcPr>
+          <w:p>
+            <w:pPr>
+              <w:spacing w:before="40" w:after="40"/>
+            </w:pPr>
+            <w:r/>
+            <w:r>
+              <w:rPr>
+                <w:b w:val="0"/>
+              </w:rPr>
+              <w:t>`rerunFailedTests: true` masks flakiness</w:t>
+            </w:r>
+          </w:p>
+        </w:tc>
+        <w:tc>
+          <w:tcPr>
+            <w:tcW w:type="dxa" w:w="2351"/>
+          </w:tcPr>
+          <w:p>
+            <w:pPr>
+              <w:spacing w:before="40" w:after="40"/>
+            </w:pPr>
+            <w:r/>
+            <w:r>
+              <w:rPr>
+                <w:b w:val="0"/>
+              </w:rPr>
+              <w:t>Medium</w:t>
+            </w:r>
+          </w:p>
+        </w:tc>
+        <w:tc>
+          <w:tcPr>
+            <w:tcW w:type="dxa" w:w="2351"/>
+          </w:tcPr>
+          <w:p>
+            <w:pPr>
+              <w:spacing w:before="40" w:after="40"/>
+            </w:pPr>
+            <w:r/>
+            <w:r>
+              <w:rPr>
+                <w:b w:val="0"/>
+              </w:rPr>
+              <w:t>Automatically retrying failed tests hides instability — a broken scenario can pass on retry and the PR merges with broken code</w:t>
+            </w:r>
+          </w:p>
+        </w:tc>
+      </w:tr>
+      <w:tr>
+        <w:tc>
+          <w:tcPr>
+            <w:tcW w:type="dxa" w:w="2351"/>
+          </w:tcPr>
+          <w:p>
+            <w:pPr>
+              <w:spacing w:before="40" w:after="40"/>
+            </w:pPr>
+            <w:r/>
+            <w:r>
+              <w:rPr>
+                <w:b w:val="0"/>
+              </w:rPr>
+              <w:t>4</w:t>
+            </w:r>
+          </w:p>
+        </w:tc>
+        <w:tc>
+          <w:tcPr>
+            <w:tcW w:type="dxa" w:w="2351"/>
+          </w:tcPr>
+          <w:p>
+            <w:pPr>
+              <w:spacing w:before="40" w:after="40"/>
+            </w:pPr>
+            <w:r/>
+            <w:r>
+              <w:rPr>
+                <w:b w:val="0"/>
+              </w:rPr>
+              <w:t>`App.config` replacement is fragile</w:t>
+            </w:r>
+          </w:p>
+        </w:tc>
+        <w:tc>
+          <w:tcPr>
+            <w:tcW w:type="dxa" w:w="2351"/>
+          </w:tcPr>
+          <w:p>
+            <w:pPr>
+              <w:spacing w:before="40" w:after="40"/>
+            </w:pPr>
+            <w:r/>
+            <w:r>
+              <w:rPr>
+                <w:b w:val="0"/>
+              </w:rPr>
+              <w:t>Medium</w:t>
+            </w:r>
+          </w:p>
+        </w:tc>
+        <w:tc>
+          <w:tcPr>
+            <w:tcW w:type="dxa" w:w="2351"/>
+          </w:tcPr>
+          <w:p>
+            <w:pPr>
+              <w:spacing w:before="40" w:after="40"/>
+            </w:pPr>
+            <w:r/>
+            <w:r>
+              <w:rPr>
+                <w:b w:val="0"/>
+              </w:rPr>
+              <w:t>Regex only matches `value="SIT"` — silently fails if the committed value is anything else, running all tests against the wrong environment</w:t>
+            </w:r>
+          </w:p>
+        </w:tc>
+      </w:tr>
+      <w:tr>
+        <w:tc>
+          <w:tcPr>
+            <w:tcW w:type="dxa" w:w="2351"/>
+          </w:tcPr>
+          <w:p>
+            <w:pPr>
+              <w:spacing w:before="40" w:after="40"/>
+            </w:pPr>
+            <w:r/>
+            <w:r>
+              <w:rPr>
+                <w:b w:val="0"/>
+              </w:rPr>
+              <w:t>5</w:t>
+            </w:r>
+          </w:p>
+        </w:tc>
+        <w:tc>
+          <w:tcPr>
+            <w:tcW w:type="dxa" w:w="2351"/>
+          </w:tcPr>
+          <w:p>
+            <w:pPr>
+              <w:spacing w:before="40" w:after="40"/>
+            </w:pPr>
+            <w:r/>
+            <w:r>
+              <w:rPr>
+                <w:b w:val="0"/>
+              </w:rPr>
+              <w:t>No PR trigger defined</w:t>
+            </w:r>
+          </w:p>
+        </w:tc>
+        <w:tc>
+          <w:tcPr>
+            <w:tcW w:type="dxa" w:w="2351"/>
+          </w:tcPr>
+          <w:p>
+            <w:pPr>
+              <w:spacing w:before="40" w:after="40"/>
+            </w:pPr>
+            <w:r/>
+            <w:r>
+              <w:rPr>
+                <w:b w:val="0"/>
+              </w:rPr>
+              <w:t>Medium</w:t>
+            </w:r>
+          </w:p>
+        </w:tc>
+        <w:tc>
+          <w:tcPr>
+            <w:tcW w:type="dxa" w:w="2351"/>
+          </w:tcPr>
+          <w:p>
+            <w:pPr>
+              <w:spacing w:before="40" w:after="40"/>
+            </w:pPr>
+            <w:r/>
+            <w:r>
+              <w:rPr>
+                <w:b w:val="0"/>
+              </w:rPr>
+              <w:t>Pipeline is manually triggered only — no `pr:` section exists to auto-fire on pull request raise</w:t>
+            </w:r>
+          </w:p>
+        </w:tc>
+      </w:tr>
+      <w:tr>
+        <w:tc>
+          <w:tcPr>
+            <w:tcW w:type="dxa" w:w="2351"/>
+          </w:tcPr>
+          <w:p>
+            <w:pPr>
+              <w:spacing w:before="40" w:after="40"/>
+            </w:pPr>
+            <w:r/>
+            <w:r>
+              <w:rPr>
+                <w:b w:val="0"/>
+              </w:rPr>
+              <w:t>6</w:t>
+            </w:r>
+          </w:p>
+        </w:tc>
+        <w:tc>
+          <w:tcPr>
+            <w:tcW w:type="dxa" w:w="2351"/>
+          </w:tcPr>
+          <w:p>
+            <w:pPr>
+              <w:spacing w:before="40" w:after="40"/>
+            </w:pPr>
+            <w:r/>
+            <w:r>
+              <w:rPr>
+                <w:b w:val="0"/>
+              </w:rPr>
+              <w:t>`CopyFiles` without `PublishBuildArtifacts`</w:t>
+            </w:r>
+          </w:p>
+        </w:tc>
+        <w:tc>
+          <w:tcPr>
+            <w:tcW w:type="dxa" w:w="2351"/>
+          </w:tcPr>
+          <w:p>
+            <w:pPr>
+              <w:spacing w:before="40" w:after="40"/>
+            </w:pPr>
+            <w:r/>
+            <w:r>
+              <w:rPr>
+                <w:b w:val="0"/>
+              </w:rPr>
+              <w:t>Low</w:t>
+            </w:r>
+          </w:p>
+        </w:tc>
+        <w:tc>
+          <w:tcPr>
+            <w:tcW w:type="dxa" w:w="2351"/>
+          </w:tcPr>
+          <w:p>
+            <w:pPr>
+              <w:spacing w:before="40" w:after="40"/>
+            </w:pPr>
+            <w:r/>
+            <w:r>
+              <w:rPr>
+                <w:b w:val="0"/>
+              </w:rPr>
+              <w:t>HTML report is copied to staging directory but never published — disappears after the run</w:t>
+            </w:r>
+          </w:p>
+        </w:tc>
+      </w:tr>
+      <w:tr>
+        <w:tc>
+          <w:tcPr>
+            <w:tcW w:type="dxa" w:w="2351"/>
+          </w:tcPr>
+          <w:p>
+            <w:pPr>
+              <w:spacing w:before="40" w:after="40"/>
+            </w:pPr>
+            <w:r/>
+            <w:r>
+              <w:rPr>
+                <w:b w:val="0"/>
+              </w:rPr>
+              <w:t>7</w:t>
+            </w:r>
+          </w:p>
+        </w:tc>
+        <w:tc>
+          <w:tcPr>
+            <w:tcW w:type="dxa" w:w="2351"/>
+          </w:tcPr>
+          <w:p>
+            <w:pPr>
+              <w:spacing w:before="40" w:after="40"/>
+            </w:pPr>
+            <w:r/>
+            <w:r>
+              <w:rPr>
+                <w:b w:val="0"/>
+              </w:rPr>
+              <w:t>`testRunTitle` parameter defined but never used</w:t>
+            </w:r>
+          </w:p>
+        </w:tc>
+        <w:tc>
+          <w:tcPr>
+            <w:tcW w:type="dxa" w:w="2351"/>
+          </w:tcPr>
+          <w:p>
+            <w:pPr>
+              <w:spacing w:before="40" w:after="40"/>
+            </w:pPr>
+            <w:r/>
+            <w:r>
+              <w:rPr>
+                <w:b w:val="0"/>
+              </w:rPr>
+              <w:t>Low</w:t>
+            </w:r>
+          </w:p>
+        </w:tc>
+        <w:tc>
+          <w:tcPr>
+            <w:tcW w:type="dxa" w:w="2351"/>
+          </w:tcPr>
+          <w:p>
+            <w:pPr>
+              <w:spacing w:before="40" w:after="40"/>
+            </w:pPr>
+            <w:r/>
+            <w:r>
+              <w:rPr>
+                <w:b w:val="0"/>
+              </w:rPr>
+              <w:t>Parameter declared at top but not referenced in any task</w:t>
+            </w:r>
+          </w:p>
+        </w:tc>
+      </w:tr>
+      <w:tr>
+        <w:tc>
+          <w:tcPr>
+            <w:tcW w:type="dxa" w:w="2351"/>
+          </w:tcPr>
+          <w:p>
+            <w:pPr>
+              <w:spacing w:before="40" w:after="40"/>
+            </w:pPr>
+            <w:r/>
+            <w:r>
+              <w:rPr>
+                <w:b w:val="0"/>
+              </w:rPr>
+              <w:t>8</w:t>
+            </w:r>
+          </w:p>
+        </w:tc>
+        <w:tc>
+          <w:tcPr>
+            <w:tcW w:type="dxa" w:w="2351"/>
+          </w:tcPr>
+          <w:p>
+            <w:pPr>
+              <w:spacing w:before="40" w:after="40"/>
+            </w:pPr>
+            <w:r/>
+            <w:r>
+              <w:rPr>
+                <w:b w:val="0"/>
+              </w:rPr>
+              <w:t>Branch hardcoded in checkout</w:t>
+            </w:r>
+          </w:p>
+        </w:tc>
+        <w:tc>
+          <w:tcPr>
+            <w:tcW w:type="dxa" w:w="2351"/>
+          </w:tcPr>
+          <w:p>
+            <w:pPr>
+              <w:spacing w:before="40" w:after="40"/>
+            </w:pPr>
+            <w:r/>
+            <w:r>
+              <w:rPr>
+                <w:b w:val="0"/>
+              </w:rPr>
+              <w:t>Low</w:t>
+            </w:r>
+          </w:p>
+        </w:tc>
+        <w:tc>
+          <w:tcPr>
+            <w:tcW w:type="dxa" w:w="2351"/>
+          </w:tcPr>
+          <w:p>
+            <w:pPr>
+              <w:spacing w:before="40" w:after="40"/>
+            </w:pPr>
+            <w:r/>
+            <w:r>
+              <w:rPr>
+                <w:b w:val="0"/>
+              </w:rPr>
+              <w:t>`@CT_ReqNRoll_Migration` hardcoded — must be updated when work merges to `main`</w:t>
+            </w:r>
+          </w:p>
+        </w:tc>
+      </w:tr>
+    </w:tbl>
+    <w:p/>
+    <w:p>
+      <w:pPr>
+        <w:pBdr>
+          <w:bottom w:val="single" w:sz="6" w:space="1" w:color="A0A0A0"/>
+        </w:pBdr>
+      </w:pPr>
+    </w:p>
+    <w:p>
+      <w:pPr>
+        <w:pStyle w:val="Heading2"/>
+      </w:pPr>
+      <w:r>
+        <w:t>4.2.1 — What criteria must be met to gate pull requests on test automation results alone?</w:t>
+      </w:r>
+    </w:p>
     <w:p>
       <w:pPr>
         <w:pStyle w:val="Heading3"/>
@@ -793,7 +1522,7 @@
               <w:rPr>
                 <w:b/>
               </w:rPr>
-              <w:t>A stable smoke subset exists</w:t>
+              <w:t>Stable smoke subset exists</w:t>
             </w:r>
           </w:p>
         </w:tc>
@@ -810,7 +1539,7 @@
               <w:rPr>
                 <w:b w:val="0"/>
               </w:rPr>
-              <w:t>`@SIT_Smoke` tag exists but scope needs formal agreement</w:t>
+              <w:t>`@SIT_Smoke` tag exists and is wired into pipeline filter</w:t>
             </w:r>
           </w:p>
         </w:tc>
@@ -827,7 +1556,7 @@
               <w:rPr>
                 <w:b w:val="0"/>
               </w:rPr>
-              <w:t>Agree which scenarios constitute the gate — P1_A smoke scenarios only</w:t>
+              <w:t>Formally agree which scenarios are in scope — P1_A smoke scenarios — and baseline execution time</w:t>
             </w:r>
           </w:p>
         </w:tc>
@@ -880,7 +1609,7 @@
               <w:rPr>
                 <w:b w:val="0"/>
               </w:rPr>
-              <w:t>Hard sleeps, inconsistent wait spellings causing intermittent failures</w:t>
+              <w:t>`rerunFailedTests: true` in pipeline confirms known flakiness</w:t>
             </w:r>
           </w:p>
         </w:tc>
@@ -897,7 +1626,7 @@
               <w:rPr>
                 <w:b w:val="0"/>
               </w:rPr>
-              <w:t>Complete framework optimisation (Issues 2 and 5 in `TEST_CODE_ANALYSIS.md`) before trusting the gate</w:t>
+              <w:t>Complete framework optimisation (Issues 2 and 5 in `TEST_CODE_ANALYSIS.md`) then remove the rerun setting</w:t>
             </w:r>
           </w:p>
         </w:tc>
@@ -933,7 +1662,7 @@
               <w:rPr>
                 <w:b/>
               </w:rPr>
-              <w:t>A CI/CD pipeline triggers tests on PR raise</w:t>
+              <w:t>CI pipeline triggers on PR raise</w:t>
             </w:r>
           </w:p>
         </w:tc>
@@ -950,7 +1679,7 @@
               <w:rPr>
                 <w:b w:val="0"/>
               </w:rPr>
-              <w:t>No pipeline trigger — execution is fully manual</w:t>
+              <w:t>Pipeline exists but is manually triggered only</w:t>
             </w:r>
           </w:p>
         </w:tc>
@@ -967,7 +1696,7 @@
               <w:rPr>
                 <w:b w:val="0"/>
               </w:rPr>
-              <w:t>Azure DevOps pipeline wired to trigger `@SIT_Smoke` run when PR raised to target branch</w:t>
+              <w:t>Add `pr:` trigger section to YAML targeting `main` and `develop` branches</w:t>
             </w:r>
           </w:p>
         </w:tc>
@@ -1003,7 +1732,7 @@
               <w:rPr>
                 <w:b/>
               </w:rPr>
-              <w:t>Results reported back to the PR</w:t>
+              <w:t>Results visible on the PR</w:t>
             </w:r>
           </w:p>
         </w:tc>
@@ -1020,7 +1749,7 @@
               <w:rPr>
                 <w:b w:val="0"/>
               </w:rPr>
-              <w:t>ExtentReports saved locally only</w:t>
+              <w:t>`PublishTestResults` points at wrong file format — results not appearing</w:t>
             </w:r>
           </w:p>
         </w:tc>
@@ -1037,7 +1766,7 @@
               <w:rPr>
                 <w:b w:val="0"/>
               </w:rPr>
-              <w:t>Pipeline publishes NUnit XML results to Azure DevOps Test Results tab — pass/fail visible on the PR</w:t>
+              <w:t>Fix `testResultsFiles` to point at NUnit XML output, not ExtentReports HTML</w:t>
             </w:r>
           </w:p>
         </w:tc>
@@ -1073,7 +1802,7 @@
               <w:rPr>
                 <w:b/>
               </w:rPr>
-              <w:t>A D365 service account exists for pipeline use</w:t>
+              <w:t>Parallel execution disabled</w:t>
             </w:r>
           </w:p>
         </w:tc>
@@ -1090,7 +1819,7 @@
               <w:rPr>
                 <w:b w:val="0"/>
               </w:rPr>
-              <w:t>Currently each user logs in manually with personal credentials</w:t>
+              <w:t>`runInParallel: true` — will crash static Driver</w:t>
             </w:r>
           </w:p>
         </w:tc>
@@ -1107,13 +1836,7 @@
               <w:rPr>
                 <w:b w:val="0"/>
               </w:rPr>
-              <w:t xml:space="preserve">A dedicated non-personal D365 service account with appropriate roles — </w:t>
-            </w:r>
-            <w:r>
-              <w:rPr>
-                <w:b/>
-              </w:rPr>
-              <w:t>likely HMRC-side blocker</w:t>
+              <w:t>Set `runInParallel: false` immediately</w:t>
             </w:r>
           </w:p>
         </w:tc>
@@ -1149,7 +1872,7 @@
               <w:rPr>
                 <w:b/>
               </w:rPr>
-              <w:t>Pass/fail threshold is formally defined</w:t>
+              <w:t>Pass/fail threshold defined</w:t>
             </w:r>
           </w:p>
         </w:tc>
@@ -1166,7 +1889,7 @@
               <w:rPr>
                 <w:b w:val="0"/>
               </w:rPr>
-              <w:t>No threshold — judged by manual inspection</w:t>
+              <w:t>`continueOnError: true` on VSTest + `failTaskOnFailedTests: true` on PublishTestResults — inconsistent</w:t>
             </w:r>
           </w:p>
         </w:tc>
@@ -1183,7 +1906,7 @@
               <w:rPr>
                 <w:b w:val="0"/>
               </w:rPr>
-              <w:t>Define: 100% pass on smoke suite = gate passes. Any failure = PR blocked, no exceptions</w:t>
+              <w:t>Remove `continueOnError: true` from VSTest so a test failure fails the pipeline at source</w:t>
             </w:r>
           </w:p>
         </w:tc>
@@ -1205,14 +1928,15 @@
         <w:tblLook w:firstColumn="1" w:firstRow="1" w:lastColumn="0" w:lastRow="0" w:noHBand="0" w:noVBand="1" w:val="04A0"/>
       </w:tblPr>
       <w:tblGrid>
-        <w:gridCol w:w="3135"/>
-        <w:gridCol w:w="3135"/>
-        <w:gridCol w:w="3135"/>
+        <w:gridCol w:w="2351"/>
+        <w:gridCol w:w="2351"/>
+        <w:gridCol w:w="2351"/>
+        <w:gridCol w:w="2351"/>
       </w:tblGrid>
       <w:tr>
         <w:tc>
           <w:tcPr>
-            <w:tcW w:type="dxa" w:w="3135"/>
+            <w:tcW w:type="dxa" w:w="2351"/>
             <w:shd w:val="clear" w:color="auto" w:fill="D9E1F2"/>
           </w:tcPr>
           <w:p>
@@ -1224,13 +1948,13 @@
               <w:rPr>
                 <w:b/>
               </w:rPr>
-              <w:t>Tag</w:t>
+              <w:t>Pipeline parameter</w:t>
             </w:r>
           </w:p>
         </w:tc>
         <w:tc>
           <w:tcPr>
-            <w:tcW w:type="dxa" w:w="3135"/>
+            <w:tcW w:type="dxa" w:w="2351"/>
             <w:shd w:val="clear" w:color="auto" w:fill="D9E1F2"/>
           </w:tcPr>
           <w:p>
@@ -1242,13 +1966,13 @@
               <w:rPr>
                 <w:b/>
               </w:rPr>
-              <w:t>Scenarios included</w:t>
+              <w:t>Tag filter</w:t>
             </w:r>
           </w:p>
         </w:tc>
         <w:tc>
           <w:tcPr>
-            <w:tcW w:type="dxa" w:w="3135"/>
+            <w:tcW w:type="dxa" w:w="2351"/>
             <w:shd w:val="clear" w:color="auto" w:fill="D9E1F2"/>
           </w:tcPr>
           <w:p>
@@ -1260,7 +1984,25 @@
               <w:rPr>
                 <w:b/>
               </w:rPr>
-              <w:t>Estimated run time</w:t>
+              <w:t>Target environment</w:t>
+            </w:r>
+          </w:p>
+        </w:tc>
+        <w:tc>
+          <w:tcPr>
+            <w:tcW w:type="dxa" w:w="2351"/>
+            <w:shd w:val="clear" w:color="auto" w:fill="D9E1F2"/>
+          </w:tcPr>
+          <w:p>
+            <w:pPr>
+              <w:spacing w:before="40" w:after="40"/>
+            </w:pPr>
+            <w:r/>
+            <w:r>
+              <w:rPr>
+                <w:b/>
+              </w:rPr>
+              <w:t>Purpose</w:t>
             </w:r>
           </w:p>
         </w:tc>
@@ -1268,7 +2010,7 @@
       <w:tr>
         <w:tc>
           <w:tcPr>
-            <w:tcW w:type="dxa" w:w="3135"/>
+            <w:tcW w:type="dxa" w:w="2351"/>
           </w:tcPr>
           <w:p>
             <w:pPr>
@@ -1279,13 +2021,13 @@
               <w:rPr>
                 <w:b w:val="0"/>
               </w:rPr>
-              <w:t>`@SIT_Smoke`</w:t>
+              <w:t>PR gate</w:t>
             </w:r>
           </w:p>
         </w:tc>
         <w:tc>
           <w:tcPr>
-            <w:tcW w:type="dxa" w:w="3135"/>
+            <w:tcW w:type="dxa" w:w="2351"/>
           </w:tcPr>
           <w:p>
             <w:pPr>
@@ -1296,13 +2038,13 @@
               <w:rPr>
                 <w:b w:val="0"/>
               </w:rPr>
-              <w:t>Existing SIT smoke scenarios</w:t>
+              <w:t>`Category=SIT_Smoke`</w:t>
             </w:r>
           </w:p>
         </w:tc>
         <w:tc>
           <w:tcPr>
-            <w:tcW w:type="dxa" w:w="3135"/>
+            <w:tcW w:type="dxa" w:w="2351"/>
           </w:tcPr>
           <w:p>
             <w:pPr>
@@ -1313,15 +2055,13 @@
               <w:rPr>
                 <w:b w:val="0"/>
               </w:rPr>
-              <w:t>To be baselined</w:t>
+              <w:t>SIT</w:t>
             </w:r>
           </w:p>
         </w:tc>
-      </w:tr>
-      <w:tr>
         <w:tc>
           <w:tcPr>
-            <w:tcW w:type="dxa" w:w="3135"/>
+            <w:tcW w:type="dxa" w:w="2351"/>
           </w:tcPr>
           <w:p>
             <w:pPr>
@@ -1332,13 +2072,15 @@
               <w:rPr>
                 <w:b w:val="0"/>
               </w:rPr>
-              <w:t>`@P1_A`</w:t>
+              <w:t>Blocks merge on failure</w:t>
             </w:r>
           </w:p>
         </w:tc>
+      </w:tr>
+      <w:tr>
         <w:tc>
           <w:tcPr>
-            <w:tcW w:type="dxa" w:w="3135"/>
+            <w:tcW w:type="dxa" w:w="2351"/>
           </w:tcPr>
           <w:p>
             <w:pPr>
@@ -1349,13 +2091,13 @@
               <w:rPr>
                 <w:b w:val="0"/>
               </w:rPr>
-              <w:t>Priority 1 critical path scenarios</w:t>
+              <w:t>Release to UAT</w:t>
             </w:r>
           </w:p>
         </w:tc>
         <w:tc>
           <w:tcPr>
-            <w:tcW w:type="dxa" w:w="3135"/>
+            <w:tcW w:type="dxa" w:w="2351"/>
           </w:tcPr>
           <w:p>
             <w:pPr>
@@ -1366,55 +2108,187 @@
               <w:rPr>
                 <w:b w:val="0"/>
               </w:rPr>
-              <w:t>To be reviewed — may overlap with above</w:t>
+              <w:t>`Category=UAT_Smoke`</w:t>
+            </w:r>
+          </w:p>
+        </w:tc>
+        <w:tc>
+          <w:tcPr>
+            <w:tcW w:type="dxa" w:w="2351"/>
+          </w:tcPr>
+          <w:p>
+            <w:pPr>
+              <w:spacing w:before="40" w:after="40"/>
+            </w:pPr>
+            <w:r/>
+            <w:r>
+              <w:rPr>
+                <w:b w:val="0"/>
+              </w:rPr>
+              <w:t>UAT</w:t>
+            </w:r>
+          </w:p>
+        </w:tc>
+        <w:tc>
+          <w:tcPr>
+            <w:tcW w:type="dxa" w:w="2351"/>
+          </w:tcPr>
+          <w:p>
+            <w:pPr>
+              <w:spacing w:before="40" w:after="40"/>
+            </w:pPr>
+            <w:r/>
+            <w:r>
+              <w:rPr>
+                <w:b w:val="0"/>
+              </w:rPr>
+              <w:t>Gates UAT deployment</w:t>
+            </w:r>
+          </w:p>
+        </w:tc>
+      </w:tr>
+      <w:tr>
+        <w:tc>
+          <w:tcPr>
+            <w:tcW w:type="dxa" w:w="2351"/>
+          </w:tcPr>
+          <w:p>
+            <w:pPr>
+              <w:spacing w:before="40" w:after="40"/>
+            </w:pPr>
+            <w:r/>
+            <w:r>
+              <w:rPr>
+                <w:b w:val="0"/>
+              </w:rPr>
+              <w:t>Release to FAT</w:t>
+            </w:r>
+          </w:p>
+        </w:tc>
+        <w:tc>
+          <w:tcPr>
+            <w:tcW w:type="dxa" w:w="2351"/>
+          </w:tcPr>
+          <w:p>
+            <w:pPr>
+              <w:spacing w:before="40" w:after="40"/>
+            </w:pPr>
+            <w:r/>
+            <w:r>
+              <w:rPr>
+                <w:b w:val="0"/>
+              </w:rPr>
+              <w:t>`Category=FAT_Smoke`</w:t>
+            </w:r>
+          </w:p>
+        </w:tc>
+        <w:tc>
+          <w:tcPr>
+            <w:tcW w:type="dxa" w:w="2351"/>
+          </w:tcPr>
+          <w:p>
+            <w:pPr>
+              <w:spacing w:before="40" w:after="40"/>
+            </w:pPr>
+            <w:r/>
+            <w:r>
+              <w:rPr>
+                <w:b w:val="0"/>
+              </w:rPr>
+              <w:t>FAT</w:t>
+            </w:r>
+          </w:p>
+        </w:tc>
+        <w:tc>
+          <w:tcPr>
+            <w:tcW w:type="dxa" w:w="2351"/>
+          </w:tcPr>
+          <w:p>
+            <w:pPr>
+              <w:spacing w:before="40" w:after="40"/>
+            </w:pPr>
+            <w:r/>
+            <w:r>
+              <w:rPr>
+                <w:b w:val="0"/>
+              </w:rPr>
+              <w:t>Gates FAT deployment</w:t>
+            </w:r>
+          </w:p>
+        </w:tc>
+      </w:tr>
+      <w:tr>
+        <w:tc>
+          <w:tcPr>
+            <w:tcW w:type="dxa" w:w="2351"/>
+          </w:tcPr>
+          <w:p>
+            <w:pPr>
+              <w:spacing w:before="40" w:after="40"/>
+            </w:pPr>
+            <w:r/>
+            <w:r>
+              <w:rPr>
+                <w:b w:val="0"/>
+              </w:rPr>
+              <w:t>Full regression</w:t>
+            </w:r>
+          </w:p>
+        </w:tc>
+        <w:tc>
+          <w:tcPr>
+            <w:tcW w:type="dxa" w:w="2351"/>
+          </w:tcPr>
+          <w:p>
+            <w:pPr>
+              <w:spacing w:before="40" w:after="40"/>
+            </w:pPr>
+            <w:r/>
+            <w:r>
+              <w:rPr>
+                <w:b w:val="0"/>
+              </w:rPr>
+              <w:t>`Category=Regression`</w:t>
+            </w:r>
+          </w:p>
+        </w:tc>
+        <w:tc>
+          <w:tcPr>
+            <w:tcW w:type="dxa" w:w="2351"/>
+          </w:tcPr>
+          <w:p>
+            <w:pPr>
+              <w:spacing w:before="40" w:after="40"/>
+            </w:pPr>
+            <w:r/>
+            <w:r>
+              <w:rPr>
+                <w:b w:val="0"/>
+              </w:rPr>
+              <w:t>SIT or UAT</w:t>
+            </w:r>
+          </w:p>
+        </w:tc>
+        <w:tc>
+          <w:tcPr>
+            <w:tcW w:type="dxa" w:w="2351"/>
+          </w:tcPr>
+          <w:p>
+            <w:pPr>
+              <w:spacing w:before="40" w:after="40"/>
+            </w:pPr>
+            <w:r/>
+            <w:r>
+              <w:rPr>
+                <w:b w:val="0"/>
+              </w:rPr>
+              <w:t>Scheduled nightly run</w:t>
             </w:r>
           </w:p>
         </w:tc>
       </w:tr>
     </w:tbl>
     <w:p/>
-    <w:p>
-      <w:pPr>
-        <w:ind w:left="720"/>
-        <w:shd w:val="clear" w:color="auto" w:fill="FFF8DC"/>
-      </w:pPr>
-      <w:r>
-        <w:rPr>
-          <w:b/>
-        </w:rPr>
-        <w:t>Recommendation:</w:t>
-      </w:r>
-      <w:r>
-        <w:rPr>
-          <w:b w:val="0"/>
-        </w:rPr>
-        <w:t xml:space="preserve"> Run a timed baseline of `@SIT_Smoke` against SIT before the workshop</w:t>
-      </w:r>
-    </w:p>
-    <w:p>
-      <w:pPr>
-        <w:ind w:left="720"/>
-        <w:shd w:val="clear" w:color="auto" w:fill="FFF8DC"/>
-      </w:pPr>
-      <w:r>
-        <w:rPr>
-          <w:b w:val="0"/>
-        </w:rPr>
-        <w:t>to establish actual execution time. If it exceeds 30 minutes, a smaller `@PRGate` subset</w:t>
-      </w:r>
-    </w:p>
-    <w:p>
-      <w:pPr>
-        <w:ind w:left="720"/>
-        <w:shd w:val="clear" w:color="auto" w:fill="FFF8DC"/>
-      </w:pPr>
-      <w:r>
-        <w:rPr>
-          <w:b w:val="0"/>
-        </w:rPr>
-        <w:t>should be carved out explicitly.</w:t>
-      </w:r>
-    </w:p>
     <w:p>
       <w:pPr>
         <w:pBdr>
@@ -1427,27 +2301,7 @@
         <w:pStyle w:val="Heading2"/>
       </w:pPr>
       <w:r>
-        <w:t>4.2.2 — How do we reach a world where tests submitted alongside PRs introducing new functionality?</w:t>
-      </w:r>
-    </w:p>
-    <w:p>
-      <w:r>
-        <w:rPr>
-          <w:b w:val="0"/>
-        </w:rPr>
-        <w:t xml:space="preserve">This requires a change to </w:t>
-      </w:r>
-      <w:r>
-        <w:rPr>
-          <w:b/>
-        </w:rPr>
-        <w:t>process and Definition of Done</w:t>
-      </w:r>
-      <w:r>
-        <w:rPr>
-          <w:b w:val="0"/>
-        </w:rPr>
-        <w:t>, not just tooling.</w:t>
+        <w:t>4.2.2 — How do we reach a world where tests are submitted alongside PRs introducing new functionality?</w:t>
       </w:r>
     </w:p>
     <w:p>
@@ -1520,7 +2374,7 @@
               <w:rPr>
                 <w:b w:val="0"/>
               </w:rPr>
-              <w:t>Feature built → QA writes tests separately → tests added later</w:t>
+              <w:t>Feature built → QA writes tests separately</w:t>
             </w:r>
           </w:p>
         </w:tc>
@@ -1537,7 +2391,7 @@
               <w:rPr>
                 <w:b w:val="0"/>
               </w:rPr>
-              <w:t>Feature file written at refinement → shipped in same PR as D365 change</w:t>
+              <w:t>Feature file written at refinement → ships in same PR as D365 change</w:t>
             </w:r>
           </w:p>
         </w:tc>
@@ -1592,7 +2446,7 @@
               <w:rPr>
                 <w:b w:val="0"/>
               </w:rPr>
-              <w:t>No test requirement to merge</w:t>
+              <w:t>No automated test requirement to merge</w:t>
             </w:r>
           </w:p>
         </w:tc>
@@ -1609,7 +2463,43 @@
               <w:rPr>
                 <w:b w:val="0"/>
               </w:rPr>
-              <w:t>PR blocked until scenario passes in CI</w:t>
+              <w:t>PR blocked until `@SIT_Smoke` passes in CI</w:t>
+            </w:r>
+          </w:p>
+        </w:tc>
+      </w:tr>
+      <w:tr>
+        <w:tc>
+          <w:tcPr>
+            <w:tcW w:type="dxa" w:w="4703"/>
+          </w:tcPr>
+          <w:p>
+            <w:pPr>
+              <w:spacing w:before="40" w:after="40"/>
+            </w:pPr>
+            <w:r/>
+            <w:r>
+              <w:rPr>
+                <w:b w:val="0"/>
+              </w:rPr>
+              <w:t>Pipeline triggered manually</w:t>
+            </w:r>
+          </w:p>
+        </w:tc>
+        <w:tc>
+          <w:tcPr>
+            <w:tcW w:type="dxa" w:w="4703"/>
+          </w:tcPr>
+          <w:p>
+            <w:pPr>
+              <w:spacing w:before="40" w:after="40"/>
+            </w:pPr>
+            <w:r/>
+            <w:r>
+              <w:rPr>
+                <w:b w:val="0"/>
+              </w:rPr>
+              <w:t>Pipeline triggers automatically on PR raise</w:t>
             </w:r>
           </w:p>
         </w:tc>
@@ -1794,7 +2684,7 @@
               <w:rPr>
                 <w:b w:val="0"/>
               </w:rPr>
-              <w:t>Test data added to Excel file and committed</w:t>
+              <w:t>Test data added to `TestData.xlsx` and committed</w:t>
             </w:r>
           </w:p>
         </w:tc>
@@ -1831,6 +2721,42 @@
                 <w:b w:val="0"/>
               </w:rPr>
               <w:t>Scenario tagged correctly (`@Regression`, `@SIT_Smoke`, priority tag)</w:t>
+            </w:r>
+          </w:p>
+        </w:tc>
+        <w:tc>
+          <w:tcPr>
+            <w:tcW w:type="dxa" w:w="4703"/>
+          </w:tcPr>
+          <w:p>
+            <w:pPr>
+              <w:spacing w:before="40" w:after="40"/>
+            </w:pPr>
+            <w:r/>
+            <w:r>
+              <w:rPr>
+                <w:b w:val="0"/>
+              </w:rPr>
+              <w:t>QA</w:t>
+            </w:r>
+          </w:p>
+        </w:tc>
+      </w:tr>
+      <w:tr>
+        <w:tc>
+          <w:tcPr>
+            <w:tcW w:type="dxa" w:w="4703"/>
+          </w:tcPr>
+          <w:p>
+            <w:pPr>
+              <w:spacing w:before="40" w:after="40"/>
+            </w:pPr>
+            <w:r/>
+            <w:r>
+              <w:rPr>
+                <w:b w:val="0"/>
+              </w:rPr>
+              <w:t>No duplicate step bindings introduced</w:t>
             </w:r>
           </w:p>
         </w:tc>
@@ -1931,15 +2857,7 @@
         <w:pStyle w:val="Heading3"/>
       </w:pPr>
       <w:r>
-        <w:t>Proposed PR template checklist</w:t>
-      </w:r>
-    </w:p>
-    <w:p>
-      <w:r>
-        <w:rPr>
-          <w:b w:val="0"/>
-        </w:rPr>
-        <w:t>To be added to the Azure DevOps PR template:</w:t>
+        <w:t>Proposed Azure DevOps PR template checklist</w:t>
       </w:r>
     </w:p>
     <w:p>
@@ -1981,14 +2899,13 @@
         <w:tblLook w:firstColumn="1" w:firstRow="1" w:lastColumn="0" w:lastRow="0" w:noHBand="0" w:noVBand="1" w:val="04A0"/>
       </w:tblPr>
       <w:tblGrid>
-        <w:gridCol w:w="3135"/>
-        <w:gridCol w:w="3135"/>
-        <w:gridCol w:w="3135"/>
+        <w:gridCol w:w="4703"/>
+        <w:gridCol w:w="4703"/>
       </w:tblGrid>
       <w:tr>
         <w:tc>
           <w:tcPr>
-            <w:tcW w:type="dxa" w:w="3135"/>
+            <w:tcW w:type="dxa" w:w="4703"/>
             <w:shd w:val="clear" w:color="auto" w:fill="D9E1F2"/>
           </w:tcPr>
           <w:p>
@@ -2006,7 +2923,7 @@
         </w:tc>
         <w:tc>
           <w:tcPr>
-            <w:tcW w:type="dxa" w:w="3135"/>
+            <w:tcW w:type="dxa" w:w="4703"/>
             <w:shd w:val="clear" w:color="auto" w:fill="D9E1F2"/>
           </w:tcPr>
           <w:p>
@@ -2018,25 +2935,7 @@
               <w:rPr>
                 <w:b/>
               </w:rPr>
-              <w:t>Impact</w:t>
-            </w:r>
-          </w:p>
-        </w:tc>
-        <w:tc>
-          <w:tcPr>
-            <w:tcW w:type="dxa" w:w="3135"/>
-            <w:shd w:val="clear" w:color="auto" w:fill="D9E1F2"/>
-          </w:tcPr>
-          <w:p>
-            <w:pPr>
-              <w:spacing w:before="40" w:after="40"/>
-            </w:pPr>
-            <w:r/>
-            <w:r>
-              <w:rPr>
-                <w:b/>
-              </w:rPr>
-              <w:t>Owner</w:t>
+              <w:t>Revised status</w:t>
             </w:r>
           </w:p>
         </w:tc>
@@ -2044,7 +2943,7 @@
       <w:tr>
         <w:tc>
           <w:tcPr>
-            <w:tcW w:type="dxa" w:w="3135"/>
+            <w:tcW w:type="dxa" w:w="4703"/>
           </w:tcPr>
           <w:p>
             <w:pPr>
@@ -2055,13 +2954,13 @@
               <w:rPr>
                 <w:b w:val="0"/>
               </w:rPr>
-              <w:t>No D365 service account for pipeline</w:t>
+              <w:t>D365 service account for pipeline</w:t>
             </w:r>
           </w:p>
         </w:tc>
         <w:tc>
           <w:tcPr>
-            <w:tcW w:type="dxa" w:w="3135"/>
+            <w:tcW w:type="dxa" w:w="4703"/>
           </w:tcPr>
           <w:p>
             <w:pPr>
@@ -2072,24 +2971,7 @@
               <w:rPr>
                 <w:b w:val="0"/>
               </w:rPr>
-              <w:t>Pipeline cannot authenticate to Dynamics — tests cannot run in CI without it</w:t>
-            </w:r>
-          </w:p>
-        </w:tc>
-        <w:tc>
-          <w:tcPr>
-            <w:tcW w:type="dxa" w:w="3135"/>
-          </w:tcPr>
-          <w:p>
-            <w:pPr>
-              <w:spacing w:before="40" w:after="40"/>
-            </w:pPr>
-            <w:r/>
-            <w:r>
-              <w:rPr>
-                <w:b w:val="0"/>
-              </w:rPr>
-              <w:t>HMRC security / Active Directory team</w:t>
+              <w:t>Already resolved — credentials in variable groups</w:t>
             </w:r>
           </w:p>
         </w:tc>
@@ -2097,7 +2979,7 @@
       <w:tr>
         <w:tc>
           <w:tcPr>
-            <w:tcW w:type="dxa" w:w="3135"/>
+            <w:tcW w:type="dxa" w:w="4703"/>
           </w:tcPr>
           <w:p>
             <w:pPr>
@@ -2114,7 +2996,7 @@
         </w:tc>
         <w:tc>
           <w:tcPr>
-            <w:tcW w:type="dxa" w:w="3135"/>
+            <w:tcW w:type="dxa" w:w="4703"/>
           </w:tcPr>
           <w:p>
             <w:pPr>
@@ -2125,24 +3007,7 @@
               <w:rPr>
                 <w:b w:val="0"/>
               </w:rPr>
-              <w:t>Team needs permission to create and configure pipeline triggers for test execution</w:t>
-            </w:r>
-          </w:p>
-        </w:tc>
-        <w:tc>
-          <w:tcPr>
-            <w:tcW w:type="dxa" w:w="3135"/>
-          </w:tcPr>
-          <w:p>
-            <w:pPr>
-              <w:spacing w:before="40" w:after="40"/>
-            </w:pPr>
-            <w:r/>
-            <w:r>
-              <w:rPr>
-                <w:b w:val="0"/>
-              </w:rPr>
-              <w:t>HMRC DevOps / platform team</w:t>
+              <w:t>Already resolved — pipeline and agent pool exist</w:t>
             </w:r>
           </w:p>
         </w:tc>
@@ -2150,7 +3015,7 @@
       <w:tr>
         <w:tc>
           <w:tcPr>
-            <w:tcW w:type="dxa" w:w="3135"/>
+            <w:tcW w:type="dxa" w:w="4703"/>
           </w:tcPr>
           <w:p>
             <w:pPr>
@@ -2167,7 +3032,7 @@
         </w:tc>
         <w:tc>
           <w:tcPr>
-            <w:tcW w:type="dxa" w:w="3135"/>
+            <w:tcW w:type="dxa" w:w="4703"/>
           </w:tcPr>
           <w:p>
             <w:pPr>
@@ -2178,13 +3043,15 @@
               <w:rPr>
                 <w:b w:val="0"/>
               </w:rPr>
-              <w:t>Some Dynamics orgs restrict non-interactive or headless browser sessions</w:t>
+              <w:t>Already resolved — pipeline executing successfully</w:t>
             </w:r>
           </w:p>
         </w:tc>
+      </w:tr>
+      <w:tr>
         <w:tc>
           <w:tcPr>
-            <w:tcW w:type="dxa" w:w="3135"/>
+            <w:tcW w:type="dxa" w:w="4703"/>
           </w:tcPr>
           <w:p>
             <w:pPr>
@@ -2195,15 +3062,13 @@
               <w:rPr>
                 <w:b w:val="0"/>
               </w:rPr>
-              <w:t>HMRC D365 admin</w:t>
+              <w:t>Test data governance for pipeline</w:t>
             </w:r>
           </w:p>
         </w:tc>
-      </w:tr>
-      <w:tr>
         <w:tc>
           <w:tcPr>
-            <w:tcW w:type="dxa" w:w="3135"/>
+            <w:tcW w:type="dxa" w:w="4703"/>
           </w:tcPr>
           <w:p>
             <w:pPr>
@@ -2214,41 +3079,7 @@
               <w:rPr>
                 <w:b w:val="0"/>
               </w:rPr>
-              <w:t>Test data governance</w:t>
-            </w:r>
-          </w:p>
-        </w:tc>
-        <w:tc>
-          <w:tcPr>
-            <w:tcW w:type="dxa" w:w="3135"/>
-          </w:tcPr>
-          <w:p>
-            <w:pPr>
-              <w:spacing w:before="40" w:after="40"/>
-            </w:pPr>
-            <w:r/>
-            <w:r>
-              <w:rPr>
-                <w:b w:val="0"/>
-              </w:rPr>
-              <w:t>`TestData.xlsx` contains real reference data — a synthetic data policy may be needed for pipeline use</w:t>
-            </w:r>
-          </w:p>
-        </w:tc>
-        <w:tc>
-          <w:tcPr>
-            <w:tcW w:type="dxa" w:w="3135"/>
-          </w:tcPr>
-          <w:p>
-            <w:pPr>
-              <w:spacing w:before="40" w:after="40"/>
-            </w:pPr>
-            <w:r/>
-            <w:r>
-              <w:rPr>
-                <w:b w:val="0"/>
-              </w:rPr>
-              <w:t>HMRC data governance team</w:t>
+              <w:t>Open — `TestData.xlsx` contains reference data; synthetic data policy may be needed</w:t>
             </w:r>
           </w:p>
         </w:tc>
@@ -2267,7 +3098,7 @@
         <w:pStyle w:val="Heading2"/>
       </w:pPr>
       <w:r>
-        <w:t>4.2.3 — Radha's Suggestions (proposed content)</w:t>
+        <w:t>4.2.3 — Radha's Suggestions</w:t>
       </w:r>
     </w:p>
     <w:p>
@@ -2275,7 +3106,7 @@
         <w:pStyle w:val="Heading3"/>
       </w:pPr>
       <w:r>
-        <w:t>Suggestion 1 — Migrate from Selenium to Playwright on .NET 8</w:t>
+        <w:t>Suggestion 1 — Fix the three critical pipeline issues before enabling the PR gate</w:t>
       </w:r>
     </w:p>
     <w:p>
@@ -2283,7 +3114,7 @@
         <w:rPr>
           <w:b w:val="0"/>
         </w:rPr>
-        <w:t>The current Selenium framework has structural constraints that will limit any CI/CD ambition:</w:t>
+        <w:t>The pipeline exists and is close to production-ready. Three fixes are blocking it from being</w:t>
       </w:r>
     </w:p>
     <w:p>
@@ -2291,7 +3122,36 @@
         <w:rPr>
           <w:b w:val="0"/>
         </w:rPr>
-        <w:t>- Static `DriverHelper.Driver` is not thread-safe</w:t>
+        <w:t>used as a PR gate:</w:t>
+      </w:r>
+    </w:p>
+    <w:p>
+      <w:r>
+        <w:rPr>
+          <w:b/>
+        </w:rPr>
+        <w:t>Fix 1 — Disable parallel execution (Critical)</w:t>
+      </w:r>
+    </w:p>
+    <w:p>
+      <w:pPr>
+        <w:shd w:val="clear" w:color="auto" w:fill="F2F2F2"/>
+        <w:spacing w:before="80" w:after="80"/>
+        <w:ind w:left="432"/>
+      </w:pPr>
+      <w:r>
+        <w:rPr>
+          <w:rFonts w:ascii="Courier New" w:hAnsi="Courier New"/>
+          <w:sz w:val="17"/>
+        </w:rPr>
+        <w:t># Before</w:t>
+        <w:br/>
+        <w:t>runInParallel: true</w:t>
+        <w:br/>
+        <w:br/>
+        <w:t># After</w:t>
+        <w:br/>
+        <w:t>runInParallel: false</w:t>
       </w:r>
     </w:p>
     <w:p>
@@ -2299,7 +3159,135 @@
         <w:rPr>
           <w:b w:val="0"/>
         </w:rPr>
-        <w:t>- Manual wait management causes flaky results across environments with different latency</w:t>
+        <w:t>`DriverHelper.Driver` is a static field. Parallel VSTest threads share it and crash each other.</w:t>
+      </w:r>
+    </w:p>
+    <w:p>
+      <w:r>
+        <w:rPr>
+          <w:b/>
+        </w:rPr>
+        <w:t>Fix 2 — Correct the PublishTestResults path (High)</w:t>
+      </w:r>
+    </w:p>
+    <w:p>
+      <w:pPr>
+        <w:shd w:val="clear" w:color="auto" w:fill="F2F2F2"/>
+        <w:spacing w:before="80" w:after="80"/>
+        <w:ind w:left="432"/>
+      </w:pPr>
+      <w:r>
+        <w:rPr>
+          <w:rFonts w:ascii="Courier New" w:hAnsi="Courier New"/>
+          <w:sz w:val="17"/>
+        </w:rPr>
+        <w:t># Before</w:t>
+        <w:br/>
+        <w:t>testResultsFormat: 'NUnit'</w:t>
+        <w:br/>
+        <w:t>testResultsFiles: '...Report.html'   # HTML is not NUnit format</w:t>
+        <w:br/>
+        <w:br/>
+        <w:t># After</w:t>
+        <w:br/>
+        <w:t>testResultsFormat: 'NUnit'</w:t>
+        <w:br/>
+        <w:t>testResultsFiles: '**\TestResults\*.xml'</w:t>
+        <w:br/>
+        <w:t>searchFolder: '$(System.DefaultWorkingDirectory)'</w:t>
+      </w:r>
+    </w:p>
+    <w:p>
+      <w:r>
+        <w:rPr>
+          <w:b/>
+        </w:rPr>
+        <w:t>Fix 3 — Add PR trigger (Medium)</w:t>
+      </w:r>
+    </w:p>
+    <w:p>
+      <w:pPr>
+        <w:shd w:val="clear" w:color="auto" w:fill="F2F2F2"/>
+        <w:spacing w:before="80" w:after="80"/>
+        <w:ind w:left="432"/>
+      </w:pPr>
+      <w:r>
+        <w:rPr>
+          <w:rFonts w:ascii="Courier New" w:hAnsi="Courier New"/>
+          <w:sz w:val="17"/>
+        </w:rPr>
+        <w:t># Add at top of pipeline file</w:t>
+        <w:br/>
+        <w:t>pr:</w:t>
+        <w:br/>
+        <w:t xml:space="preserve">  branches:</w:t>
+        <w:br/>
+        <w:t xml:space="preserve">    include:</w:t>
+        <w:br/>
+        <w:t xml:space="preserve">      - main</w:t>
+        <w:br/>
+        <w:t xml:space="preserve">      - develop</w:t>
+      </w:r>
+    </w:p>
+    <w:p>
+      <w:r>
+        <w:rPr>
+          <w:b/>
+        </w:rPr>
+        <w:t>Fix 4 — Robust App.config environment replacement (Medium)</w:t>
+      </w:r>
+    </w:p>
+    <w:p>
+      <w:pPr>
+        <w:shd w:val="clear" w:color="auto" w:fill="F2F2F2"/>
+        <w:spacing w:before="80" w:after="80"/>
+        <w:ind w:left="432"/>
+      </w:pPr>
+      <w:r>
+        <w:rPr>
+          <w:rFonts w:ascii="Courier New" w:hAnsi="Courier New"/>
+          <w:sz w:val="17"/>
+        </w:rPr>
+        <w:t># Before — only works if current value is exactly "SIT"</w:t>
+        <w:br/>
+        <w:t>-replace '&lt;add key="EnvironmentVal" value="SIT"/&gt;' ,'&lt;add key="EnvironmentVal" value="$(Environment)"/&gt;'</w:t>
+        <w:br/>
+        <w:br/>
+        <w:t># After — works regardless of current value</w:t>
+        <w:br/>
+        <w:t>(Get-Content $path -Raw) -replace '(&lt;add key="EnvironmentVal" value=")[^"]*("/&gt;)', "`$1${{ parameters.Environment }}`$2" | Set-Content $path</w:t>
+      </w:r>
+    </w:p>
+    <w:p>
+      <w:pPr>
+        <w:pStyle w:val="Heading3"/>
+      </w:pPr>
+      <w:r>
+        <w:t>Suggestion 2 — Migrate from Selenium to Playwright on .NET 8</w:t>
+      </w:r>
+    </w:p>
+    <w:p>
+      <w:r>
+        <w:rPr>
+          <w:b w:val="0"/>
+        </w:rPr>
+        <w:t>The current Selenium framework has structural constraints that will limit CI/CD ambition:</w:t>
+      </w:r>
+    </w:p>
+    <w:p>
+      <w:r>
+        <w:rPr>
+          <w:b w:val="0"/>
+        </w:rPr>
+        <w:t>- Static `DriverHelper.Driver` — requires `runInParallel: false` in the pipeline</w:t>
+      </w:r>
+    </w:p>
+    <w:p>
+      <w:r>
+        <w:rPr>
+          <w:b w:val="0"/>
+        </w:rPr>
+        <w:t>- Manual wait management — flaky results across environments with different latency</w:t>
       </w:r>
     </w:p>
     <w:p>
@@ -2315,7 +3303,7 @@
         <w:rPr>
           <w:b w:val="0"/>
         </w:rPr>
-        <w:t>Playwright eliminates these by design:</w:t>
+        <w:t>Playwright eliminates these by design — each scenario gets its own scoped `IPage`,</w:t>
       </w:r>
     </w:p>
     <w:p>
@@ -2323,7 +3311,7 @@
         <w:rPr>
           <w:b w:val="0"/>
         </w:rPr>
-        <w:t>- Each scenario gets its own scoped `IPage` — isolated, clean, no static state</w:t>
+        <w:t>auto-wait on every action, built-in tracing. The full recommendation and phased plan</w:t>
       </w:r>
     </w:p>
     <w:p>
@@ -2331,34 +3319,8 @@
         <w:rPr>
           <w:b w:val="0"/>
         </w:rPr>
-        <w:t>- Auto-wait on every action — hard sleeps become unnecessary</w:t>
+        <w:t xml:space="preserve">is in `MIGRATION_RECOMMENDATION.md`. </w:t>
       </w:r>
-    </w:p>
-    <w:p>
-      <w:r>
-        <w:rPr>
-          <w:b w:val="0"/>
-        </w:rPr>
-        <w:t>- Built-in trace viewer, screenshots and video recording — no step-level evidence code needed</w:t>
-      </w:r>
-    </w:p>
-    <w:p>
-      <w:r>
-        <w:rPr>
-          <w:b w:val="0"/>
-        </w:rPr>
-        <w:t>- Browser contexts are isolated by default — no shared profile conflicts</w:t>
-      </w:r>
-    </w:p>
-    <w:p>
-      <w:r>
-        <w:rPr>
-          <w:b w:val="0"/>
-        </w:rPr>
-        <w:t>A full migration recommendation and phased plan has been prepared: see `MIGRATION_RECOMMENDATION.md`.</w:t>
-      </w:r>
-    </w:p>
-    <w:p>
       <w:r>
         <w:rPr>
           <w:b/>
@@ -2369,7 +3331,7 @@
         <w:rPr>
           <w:b w:val="0"/>
         </w:rPr>
-        <w:t xml:space="preserve"> Approve the Playwright migration as a programme objective.</w:t>
+        <w:t xml:space="preserve"> approve migration as</w:t>
       </w:r>
     </w:p>
     <w:p>
@@ -2377,7 +3339,15 @@
         <w:rPr>
           <w:b w:val="0"/>
         </w:rPr>
-        <w:t>The BDD layer (all 23 feature files and Gherkin scenarios) survives unchanged — only the</w:t>
+        <w:t>a programme objective. All 23 feature files and Gherkin scenarios survive unchanged.</w:t>
+      </w:r>
+    </w:p>
+    <w:p>
+      <w:pPr>
+        <w:pStyle w:val="Heading3"/>
+      </w:pPr>
+      <w:r>
+        <w:t>Suggestion 3 — Framework optimisation as a prerequisite to removing test rerun</w:t>
       </w:r>
     </w:p>
     <w:p>
@@ -2385,15 +3355,7 @@
         <w:rPr>
           <w:b w:val="0"/>
         </w:rPr>
-        <w:t>browser automation layer and page objects change.</w:t>
-      </w:r>
-    </w:p>
-    <w:p>
-      <w:pPr>
-        <w:pStyle w:val="Heading3"/>
-      </w:pPr>
-      <w:r>
-        <w:t>Suggestion 2 — Framework optimisation as a prerequisite to the CI gate</w:t>
+        <w:t>`rerunFailedTests: true` in the pipeline is a sign of known test flakiness.</w:t>
       </w:r>
     </w:p>
     <w:p>
@@ -2401,7 +3363,7 @@
         <w:rPr>
           <w:b w:val="0"/>
         </w:rPr>
-        <w:t>The existing framework has known quality issues that will cause the PR gate to produce</w:t>
+        <w:t>Before this can be removed (which it must be for a trustworthy PR gate), the</w:t>
       </w:r>
     </w:p>
     <w:p>
@@ -2409,7 +3371,7 @@
         <w:rPr>
           <w:b w:val="0"/>
         </w:rPr>
-        <w:t>false failures if not resolved first. A full analysis is documented in `TEST_CODE_ANALYSIS.md`.</w:t>
+        <w:t>framework issues causing instability must be resolved. A full analysis is in</w:t>
       </w:r>
     </w:p>
     <w:p>
@@ -2417,7 +3379,7 @@
         <w:rPr>
           <w:b w:val="0"/>
         </w:rPr>
-        <w:t>Highest-priority items before enabling the gate:</w:t>
+        <w:t>`TEST_CODE_ANALYSIS.md`. Highest priority items:</w:t>
       </w:r>
     </w:p>
     <w:tbl>
@@ -2501,7 +3463,7 @@
               <w:rPr>
                 <w:b w:val="0"/>
               </w:rPr>
-              <w:t>Three spellings of the same wait step — three different bindings</w:t>
+              <w:t>Three spellings of the same wait step</w:t>
             </w:r>
           </w:p>
         </w:tc>
@@ -2518,7 +3480,7 @@
               <w:rPr>
                 <w:b w:val="0"/>
               </w:rPr>
-              <w:t>Silent misbinding — wrong wait method called silently</w:t>
+              <w:t>Wrong wait method called silently — intermittent failures</w:t>
             </w:r>
           </w:p>
         </w:tc>
@@ -2535,7 +3497,7 @@
               <w:rPr>
                 <w:b w:val="0"/>
               </w:rPr>
-              <w:t>In progress (pilot fix done on BorderlineNDRToCT.feature)</w:t>
+              <w:t>In progress — pilot fix done on BorderlineNDRToCT.feature</w:t>
             </w:r>
           </w:p>
         </w:tc>
@@ -2554,7 +3516,7 @@
               <w:rPr>
                 <w:b w:val="0"/>
               </w:rPr>
-              <w:t>Hard sleeps (`waits for 'N' secs`) across all feature files</w:t>
+              <w:t>Hard sleeps across all feature files</w:t>
             </w:r>
           </w:p>
         </w:tc>
@@ -2571,7 +3533,7 @@
               <w:rPr>
                 <w:b w:val="0"/>
               </w:rPr>
-              <w:t>Different VM/network latency means same sleep fails on some environments</w:t>
+              <w:t>Different VM/network latency per environment — same sleep unreliable</w:t>
             </w:r>
           </w:p>
         </w:tc>
@@ -2607,7 +3569,7 @@
               <w:rPr>
                 <w:b w:val="0"/>
               </w:rPr>
-              <w:t>Commented-out steps accumulating in feature files</w:t>
+              <w:t>`runInParallel: true` in pipeline</w:t>
             </w:r>
           </w:p>
         </w:tc>
@@ -2624,7 +3586,7 @@
               <w:rPr>
                 <w:b w:val="0"/>
               </w:rPr>
-              <w:t>Noise — obscures intent during review</w:t>
+              <w:t>Crashes static Driver — must fix immediately</w:t>
             </w:r>
           </w:p>
         </w:tc>
@@ -2641,7 +3603,7 @@
               <w:rPr>
                 <w:b w:val="0"/>
               </w:rPr>
-              <w:t>Open</w:t>
+              <w:t>Identified — fix is one line</w:t>
             </w:r>
           </w:p>
         </w:tc>
@@ -2660,7 +3622,7 @@
               <w:rPr>
                 <w:b w:val="0"/>
               </w:rPr>
-              <w:t>Duplicate `Given`/`When` step definitions</w:t>
+              <w:t>`PublishTestResults` format mismatch</w:t>
             </w:r>
           </w:p>
         </w:tc>
@@ -2677,7 +3639,7 @@
               <w:rPr>
                 <w:b w:val="0"/>
               </w:rPr>
-              <w:t>Two methods to maintain in sync</w:t>
+              <w:t>Test results never appear in Azure DevOps</w:t>
             </w:r>
           </w:p>
         </w:tc>
@@ -2694,7 +3656,7 @@
               <w:rPr>
                 <w:b w:val="0"/>
               </w:rPr>
-              <w:t>Open</w:t>
+              <w:t>Identified — fix is a path change</w:t>
             </w:r>
           </w:p>
         </w:tc>
@@ -2706,7 +3668,7 @@
         <w:pStyle w:val="Heading3"/>
       </w:pPr>
       <w:r>
-        <w:t>Suggestion 3 — Formal test ownership model</w:t>
+        <w:t>Suggestion 4 — Leverage existing environment tagging</w:t>
       </w:r>
     </w:p>
     <w:p>
@@ -2714,15 +3676,296 @@
         <w:rPr>
           <w:b w:val="0"/>
         </w:rPr>
-        <w:t>Currently all 10 users run tests manually with no single owner of the suite health.</w:t>
+        <w:t>The tag-to-environment mapping is already built — formalise it as a programme standard:</w:t>
       </w:r>
     </w:p>
+    <w:tbl>
+      <w:tblPr>
+        <w:tblStyle w:val="TableGrid"/>
+        <w:tblW w:type="auto" w:w="0"/>
+        <w:tblLook w:firstColumn="1" w:firstRow="1" w:lastColumn="0" w:lastRow="0" w:noHBand="0" w:noVBand="1" w:val="04A0"/>
+      </w:tblPr>
+      <w:tblGrid>
+        <w:gridCol w:w="3135"/>
+        <w:gridCol w:w="3135"/>
+        <w:gridCol w:w="3135"/>
+      </w:tblGrid>
+      <w:tr>
+        <w:tc>
+          <w:tcPr>
+            <w:tcW w:type="dxa" w:w="3135"/>
+            <w:shd w:val="clear" w:color="auto" w:fill="D9E1F2"/>
+          </w:tcPr>
+          <w:p>
+            <w:pPr>
+              <w:spacing w:before="40" w:after="40"/>
+            </w:pPr>
+            <w:r/>
+            <w:r>
+              <w:rPr>
+                <w:b/>
+              </w:rPr>
+              <w:t>Pipeline trigger</w:t>
+            </w:r>
+          </w:p>
+        </w:tc>
+        <w:tc>
+          <w:tcPr>
+            <w:tcW w:type="dxa" w:w="3135"/>
+            <w:shd w:val="clear" w:color="auto" w:fill="D9E1F2"/>
+          </w:tcPr>
+          <w:p>
+            <w:pPr>
+              <w:spacing w:before="40" w:after="40"/>
+            </w:pPr>
+            <w:r/>
+            <w:r>
+              <w:rPr>
+                <w:b/>
+              </w:rPr>
+              <w:t>Tag filter</w:t>
+            </w:r>
+          </w:p>
+        </w:tc>
+        <w:tc>
+          <w:tcPr>
+            <w:tcW w:type="dxa" w:w="3135"/>
+            <w:shd w:val="clear" w:color="auto" w:fill="D9E1F2"/>
+          </w:tcPr>
+          <w:p>
+            <w:pPr>
+              <w:spacing w:before="40" w:after="40"/>
+            </w:pPr>
+            <w:r/>
+            <w:r>
+              <w:rPr>
+                <w:b/>
+              </w:rPr>
+              <w:t>Target environment</w:t>
+            </w:r>
+          </w:p>
+        </w:tc>
+      </w:tr>
+      <w:tr>
+        <w:tc>
+          <w:tcPr>
+            <w:tcW w:type="dxa" w:w="3135"/>
+          </w:tcPr>
+          <w:p>
+            <w:pPr>
+              <w:spacing w:before="40" w:after="40"/>
+            </w:pPr>
+            <w:r/>
+            <w:r>
+              <w:rPr>
+                <w:b w:val="0"/>
+              </w:rPr>
+              <w:t>PR raised to `main`</w:t>
+            </w:r>
+          </w:p>
+        </w:tc>
+        <w:tc>
+          <w:tcPr>
+            <w:tcW w:type="dxa" w:w="3135"/>
+          </w:tcPr>
+          <w:p>
+            <w:pPr>
+              <w:spacing w:before="40" w:after="40"/>
+            </w:pPr>
+            <w:r/>
+            <w:r>
+              <w:rPr>
+                <w:b w:val="0"/>
+              </w:rPr>
+              <w:t>`Category=SIT_Smoke`</w:t>
+            </w:r>
+          </w:p>
+        </w:tc>
+        <w:tc>
+          <w:tcPr>
+            <w:tcW w:type="dxa" w:w="3135"/>
+          </w:tcPr>
+          <w:p>
+            <w:pPr>
+              <w:spacing w:before="40" w:after="40"/>
+            </w:pPr>
+            <w:r/>
+            <w:r>
+              <w:rPr>
+                <w:b w:val="0"/>
+              </w:rPr>
+              <w:t>SIT</w:t>
+            </w:r>
+          </w:p>
+        </w:tc>
+      </w:tr>
+      <w:tr>
+        <w:tc>
+          <w:tcPr>
+            <w:tcW w:type="dxa" w:w="3135"/>
+          </w:tcPr>
+          <w:p>
+            <w:pPr>
+              <w:spacing w:before="40" w:after="40"/>
+            </w:pPr>
+            <w:r/>
+            <w:r>
+              <w:rPr>
+                <w:b w:val="0"/>
+              </w:rPr>
+              <w:t>Release to UAT</w:t>
+            </w:r>
+          </w:p>
+        </w:tc>
+        <w:tc>
+          <w:tcPr>
+            <w:tcW w:type="dxa" w:w="3135"/>
+          </w:tcPr>
+          <w:p>
+            <w:pPr>
+              <w:spacing w:before="40" w:after="40"/>
+            </w:pPr>
+            <w:r/>
+            <w:r>
+              <w:rPr>
+                <w:b w:val="0"/>
+              </w:rPr>
+              <w:t>`Category=UAT_Smoke`</w:t>
+            </w:r>
+          </w:p>
+        </w:tc>
+        <w:tc>
+          <w:tcPr>
+            <w:tcW w:type="dxa" w:w="3135"/>
+          </w:tcPr>
+          <w:p>
+            <w:pPr>
+              <w:spacing w:before="40" w:after="40"/>
+            </w:pPr>
+            <w:r/>
+            <w:r>
+              <w:rPr>
+                <w:b w:val="0"/>
+              </w:rPr>
+              <w:t>UAT</w:t>
+            </w:r>
+          </w:p>
+        </w:tc>
+      </w:tr>
+      <w:tr>
+        <w:tc>
+          <w:tcPr>
+            <w:tcW w:type="dxa" w:w="3135"/>
+          </w:tcPr>
+          <w:p>
+            <w:pPr>
+              <w:spacing w:before="40" w:after="40"/>
+            </w:pPr>
+            <w:r/>
+            <w:r>
+              <w:rPr>
+                <w:b w:val="0"/>
+              </w:rPr>
+              <w:t>Release to FAT</w:t>
+            </w:r>
+          </w:p>
+        </w:tc>
+        <w:tc>
+          <w:tcPr>
+            <w:tcW w:type="dxa" w:w="3135"/>
+          </w:tcPr>
+          <w:p>
+            <w:pPr>
+              <w:spacing w:before="40" w:after="40"/>
+            </w:pPr>
+            <w:r/>
+            <w:r>
+              <w:rPr>
+                <w:b w:val="0"/>
+              </w:rPr>
+              <w:t>`Category=FAT_Smoke`</w:t>
+            </w:r>
+          </w:p>
+        </w:tc>
+        <w:tc>
+          <w:tcPr>
+            <w:tcW w:type="dxa" w:w="3135"/>
+          </w:tcPr>
+          <w:p>
+            <w:pPr>
+              <w:spacing w:before="40" w:after="40"/>
+            </w:pPr>
+            <w:r/>
+            <w:r>
+              <w:rPr>
+                <w:b w:val="0"/>
+              </w:rPr>
+              <w:t>FAT</w:t>
+            </w:r>
+          </w:p>
+        </w:tc>
+      </w:tr>
+      <w:tr>
+        <w:tc>
+          <w:tcPr>
+            <w:tcW w:type="dxa" w:w="3135"/>
+          </w:tcPr>
+          <w:p>
+            <w:pPr>
+              <w:spacing w:before="40" w:after="40"/>
+            </w:pPr>
+            <w:r/>
+            <w:r>
+              <w:rPr>
+                <w:b w:val="0"/>
+              </w:rPr>
+              <w:t>Full regression (nightly)</w:t>
+            </w:r>
+          </w:p>
+        </w:tc>
+        <w:tc>
+          <w:tcPr>
+            <w:tcW w:type="dxa" w:w="3135"/>
+          </w:tcPr>
+          <w:p>
+            <w:pPr>
+              <w:spacing w:before="40" w:after="40"/>
+            </w:pPr>
+            <w:r/>
+            <w:r>
+              <w:rPr>
+                <w:b w:val="0"/>
+              </w:rPr>
+              <w:t>`Category=Regression`</w:t>
+            </w:r>
+          </w:p>
+        </w:tc>
+        <w:tc>
+          <w:tcPr>
+            <w:tcW w:type="dxa" w:w="3135"/>
+          </w:tcPr>
+          <w:p>
+            <w:pPr>
+              <w:spacing w:before="40" w:after="40"/>
+            </w:pPr>
+            <w:r/>
+            <w:r>
+              <w:rPr>
+                <w:b w:val="0"/>
+              </w:rPr>
+              <w:t>SIT</w:t>
+            </w:r>
+          </w:p>
+        </w:tc>
+      </w:tr>
+    </w:tbl>
+    <w:p/>
     <w:p>
+      <w:pPr>
+        <w:pStyle w:val="Heading3"/>
+      </w:pPr>
       <w:r>
-        <w:rPr>
-          <w:b w:val="0"/>
-        </w:rPr>
-        <w:t>For a CI gate to work, ownership must be defined:</w:t>
+        <w:t>Suggestion 5 — Formal test ownership model</w:t>
       </w:r>
     </w:p>
     <w:tbl>
@@ -2876,7 +4119,7 @@
               <w:rPr>
                 <w:b w:val="0"/>
               </w:rPr>
-              <w:t>Maintains Azure DevOps pipeline configuration</w:t>
+              <w:t>Maintains Azure DevOps YAML — applies fixes from this document</w:t>
             </w:r>
           </w:p>
         </w:tc>
@@ -2919,335 +4162,6 @@
       </w:tr>
     </w:tbl>
     <w:p/>
-    <w:p>
-      <w:pPr>
-        <w:pStyle w:val="Heading3"/>
-      </w:pPr>
-      <w:r>
-        <w:t>Suggestion 4 — Leverage existing environment tagging</w:t>
-      </w:r>
-    </w:p>
-    <w:p>
-      <w:r>
-        <w:rPr>
-          <w:b w:val="0"/>
-        </w:rPr>
-        <w:t>The framework already has environment-specific tags on scenarios. This means a</w:t>
-      </w:r>
-    </w:p>
-    <w:p>
-      <w:r>
-        <w:rPr>
-          <w:b w:val="0"/>
-        </w:rPr>
-        <w:t>single codebase can target different environments by tag at runtime — no separate</w:t>
-      </w:r>
-    </w:p>
-    <w:p>
-      <w:r>
-        <w:rPr>
-          <w:b w:val="0"/>
-        </w:rPr>
-        <w:t>test projects needed.</w:t>
-      </w:r>
-    </w:p>
-    <w:tbl>
-      <w:tblPr>
-        <w:tblStyle w:val="TableGrid"/>
-        <w:tblW w:type="auto" w:w="0"/>
-        <w:tblLook w:firstColumn="1" w:firstRow="1" w:lastColumn="0" w:lastRow="0" w:noHBand="0" w:noVBand="1" w:val="04A0"/>
-      </w:tblPr>
-      <w:tblGrid>
-        <w:gridCol w:w="3135"/>
-        <w:gridCol w:w="3135"/>
-        <w:gridCol w:w="3135"/>
-      </w:tblGrid>
-      <w:tr>
-        <w:tc>
-          <w:tcPr>
-            <w:tcW w:type="dxa" w:w="3135"/>
-            <w:shd w:val="clear" w:color="auto" w:fill="D9E1F2"/>
-          </w:tcPr>
-          <w:p>
-            <w:pPr>
-              <w:spacing w:before="40" w:after="40"/>
-            </w:pPr>
-            <w:r/>
-            <w:r>
-              <w:rPr>
-                <w:b/>
-              </w:rPr>
-              <w:t>Pipeline trigger</w:t>
-            </w:r>
-          </w:p>
-        </w:tc>
-        <w:tc>
-          <w:tcPr>
-            <w:tcW w:type="dxa" w:w="3135"/>
-            <w:shd w:val="clear" w:color="auto" w:fill="D9E1F2"/>
-          </w:tcPr>
-          <w:p>
-            <w:pPr>
-              <w:spacing w:before="40" w:after="40"/>
-            </w:pPr>
-            <w:r/>
-            <w:r>
-              <w:rPr>
-                <w:b/>
-              </w:rPr>
-              <w:t>Tag filter</w:t>
-            </w:r>
-          </w:p>
-        </w:tc>
-        <w:tc>
-          <w:tcPr>
-            <w:tcW w:type="dxa" w:w="3135"/>
-            <w:shd w:val="clear" w:color="auto" w:fill="D9E1F2"/>
-          </w:tcPr>
-          <w:p>
-            <w:pPr>
-              <w:spacing w:before="40" w:after="40"/>
-            </w:pPr>
-            <w:r/>
-            <w:r>
-              <w:rPr>
-                <w:b/>
-              </w:rPr>
-              <w:t>Target environment</w:t>
-            </w:r>
-          </w:p>
-        </w:tc>
-      </w:tr>
-      <w:tr>
-        <w:tc>
-          <w:tcPr>
-            <w:tcW w:type="dxa" w:w="3135"/>
-          </w:tcPr>
-          <w:p>
-            <w:pPr>
-              <w:spacing w:before="40" w:after="40"/>
-            </w:pPr>
-            <w:r/>
-            <w:r>
-              <w:rPr>
-                <w:b w:val="0"/>
-              </w:rPr>
-              <w:t>PR raised to `main`</w:t>
-            </w:r>
-          </w:p>
-        </w:tc>
-        <w:tc>
-          <w:tcPr>
-            <w:tcW w:type="dxa" w:w="3135"/>
-          </w:tcPr>
-          <w:p>
-            <w:pPr>
-              <w:spacing w:before="40" w:after="40"/>
-            </w:pPr>
-            <w:r/>
-            <w:r>
-              <w:rPr>
-                <w:b w:val="0"/>
-              </w:rPr>
-              <w:t>`@SIT_Smoke`</w:t>
-            </w:r>
-          </w:p>
-        </w:tc>
-        <w:tc>
-          <w:tcPr>
-            <w:tcW w:type="dxa" w:w="3135"/>
-          </w:tcPr>
-          <w:p>
-            <w:pPr>
-              <w:spacing w:before="40" w:after="40"/>
-            </w:pPr>
-            <w:r/>
-            <w:r>
-              <w:rPr>
-                <w:b w:val="0"/>
-              </w:rPr>
-              <w:t>SIT</w:t>
-            </w:r>
-          </w:p>
-        </w:tc>
-      </w:tr>
-      <w:tr>
-        <w:tc>
-          <w:tcPr>
-            <w:tcW w:type="dxa" w:w="3135"/>
-          </w:tcPr>
-          <w:p>
-            <w:pPr>
-              <w:spacing w:before="40" w:after="40"/>
-            </w:pPr>
-            <w:r/>
-            <w:r>
-              <w:rPr>
-                <w:b w:val="0"/>
-              </w:rPr>
-              <w:t>Release to UAT</w:t>
-            </w:r>
-          </w:p>
-        </w:tc>
-        <w:tc>
-          <w:tcPr>
-            <w:tcW w:type="dxa" w:w="3135"/>
-          </w:tcPr>
-          <w:p>
-            <w:pPr>
-              <w:spacing w:before="40" w:after="40"/>
-            </w:pPr>
-            <w:r/>
-            <w:r>
-              <w:rPr>
-                <w:b w:val="0"/>
-              </w:rPr>
-              <w:t>`@UAT_Smoke`</w:t>
-            </w:r>
-          </w:p>
-        </w:tc>
-        <w:tc>
-          <w:tcPr>
-            <w:tcW w:type="dxa" w:w="3135"/>
-          </w:tcPr>
-          <w:p>
-            <w:pPr>
-              <w:spacing w:before="40" w:after="40"/>
-            </w:pPr>
-            <w:r/>
-            <w:r>
-              <w:rPr>
-                <w:b w:val="0"/>
-              </w:rPr>
-              <w:t>UAT</w:t>
-            </w:r>
-          </w:p>
-        </w:tc>
-      </w:tr>
-      <w:tr>
-        <w:tc>
-          <w:tcPr>
-            <w:tcW w:type="dxa" w:w="3135"/>
-          </w:tcPr>
-          <w:p>
-            <w:pPr>
-              <w:spacing w:before="40" w:after="40"/>
-            </w:pPr>
-            <w:r/>
-            <w:r>
-              <w:rPr>
-                <w:b w:val="0"/>
-              </w:rPr>
-              <w:t>Release to FAT</w:t>
-            </w:r>
-          </w:p>
-        </w:tc>
-        <w:tc>
-          <w:tcPr>
-            <w:tcW w:type="dxa" w:w="3135"/>
-          </w:tcPr>
-          <w:p>
-            <w:pPr>
-              <w:spacing w:before="40" w:after="40"/>
-            </w:pPr>
-            <w:r/>
-            <w:r>
-              <w:rPr>
-                <w:b w:val="0"/>
-              </w:rPr>
-              <w:t>`@FAT_Smoke`</w:t>
-            </w:r>
-          </w:p>
-        </w:tc>
-        <w:tc>
-          <w:tcPr>
-            <w:tcW w:type="dxa" w:w="3135"/>
-          </w:tcPr>
-          <w:p>
-            <w:pPr>
-              <w:spacing w:before="40" w:after="40"/>
-            </w:pPr>
-            <w:r/>
-            <w:r>
-              <w:rPr>
-                <w:b w:val="0"/>
-              </w:rPr>
-              <w:t>FAT</w:t>
-            </w:r>
-          </w:p>
-        </w:tc>
-      </w:tr>
-      <w:tr>
-        <w:tc>
-          <w:tcPr>
-            <w:tcW w:type="dxa" w:w="3135"/>
-          </w:tcPr>
-          <w:p>
-            <w:pPr>
-              <w:spacing w:before="40" w:after="40"/>
-            </w:pPr>
-            <w:r/>
-            <w:r>
-              <w:rPr>
-                <w:b w:val="0"/>
-              </w:rPr>
-              <w:t>Full regression</w:t>
-            </w:r>
-          </w:p>
-        </w:tc>
-        <w:tc>
-          <w:tcPr>
-            <w:tcW w:type="dxa" w:w="3135"/>
-          </w:tcPr>
-          <w:p>
-            <w:pPr>
-              <w:spacing w:before="40" w:after="40"/>
-            </w:pPr>
-            <w:r/>
-            <w:r>
-              <w:rPr>
-                <w:b w:val="0"/>
-              </w:rPr>
-              <w:t>`@Regression`</w:t>
-            </w:r>
-          </w:p>
-        </w:tc>
-        <w:tc>
-          <w:tcPr>
-            <w:tcW w:type="dxa" w:w="3135"/>
-          </w:tcPr>
-          <w:p>
-            <w:pPr>
-              <w:spacing w:before="40" w:after="40"/>
-            </w:pPr>
-            <w:r/>
-            <w:r>
-              <w:rPr>
-                <w:b w:val="0"/>
-              </w:rPr>
-              <w:t>SIT or UAT</w:t>
-            </w:r>
-          </w:p>
-        </w:tc>
-      </w:tr>
-    </w:tbl>
-    <w:p/>
-    <w:p>
-      <w:r>
-        <w:rPr>
-          <w:b w:val="0"/>
-        </w:rPr>
-        <w:t>This tag-to-environment mapping should be formally documented and agreed as a programme</w:t>
-      </w:r>
-    </w:p>
-    <w:p>
-      <w:r>
-        <w:rPr>
-          <w:b w:val="0"/>
-        </w:rPr>
-        <w:t>standard at the workshop.</w:t>
-      </w:r>
-    </w:p>
     <w:p>
       <w:pPr>
         <w:pBdr>
@@ -3334,7 +4248,7 @@
               <w:rPr>
                 <w:b/>
               </w:rPr>
-              <w:t>Problem statements affected</w:t>
+              <w:t>Revised status</w:t>
             </w:r>
           </w:p>
         </w:tc>
@@ -3352,7 +4266,7 @@
               <w:rPr>
                 <w:b/>
               </w:rPr>
-              <w:t>Lead time estimate</w:t>
+              <w:t>Remaining action</w:t>
             </w:r>
           </w:p>
         </w:tc>
@@ -3388,7 +4302,30 @@
               <w:rPr>
                 <w:b w:val="0"/>
               </w:rPr>
-              <w:t>D365 non-personal service account for CI pipeline execution</w:t>
+              <w:t>D365 service account for CI pipeline execution</w:t>
+            </w:r>
+          </w:p>
+        </w:tc>
+        <w:tc>
+          <w:tcPr>
+            <w:tcW w:type="dxa" w:w="2351"/>
+          </w:tcPr>
+          <w:p>
+            <w:pPr>
+              <w:spacing w:before="40" w:after="40"/>
+            </w:pPr>
+            <w:r/>
+            <w:r>
+              <w:rPr>
+                <w:b/>
+              </w:rPr>
+              <w:t>Resolved</w:t>
+            </w:r>
+            <w:r>
+              <w:rPr>
+                <w:b w:val="0"/>
+              </w:rPr>
+              <w:t xml:space="preserve"> — credentials in variable groups</w:t>
             </w:r>
           </w:p>
         </w:tc>
@@ -3405,24 +4342,7 @@
               <w:rPr>
                 <w:b w:val="0"/>
               </w:rPr>
-              <w:t>4.2.1, 4.2.2</w:t>
-            </w:r>
-          </w:p>
-        </w:tc>
-        <w:tc>
-          <w:tcPr>
-            <w:tcW w:type="dxa" w:w="2351"/>
-          </w:tcPr>
-          <w:p>
-            <w:pPr>
-              <w:spacing w:before="40" w:after="40"/>
-            </w:pPr>
-            <w:r/>
-            <w:r>
-              <w:rPr>
-                <w:b w:val="0"/>
-              </w:rPr>
-              <w:t>High — security approval process</w:t>
+              <w:t>None</w:t>
             </w:r>
           </w:p>
         </w:tc>
@@ -3473,9 +4393,15 @@
             <w:r/>
             <w:r>
               <w:rPr>
+                <w:b/>
+              </w:rPr>
+              <w:t>Resolved</w:t>
+            </w:r>
+            <w:r>
+              <w:rPr>
                 <w:b w:val="0"/>
               </w:rPr>
-              <w:t>4.2.1, 4.2.2</w:t>
+              <w:t xml:space="preserve"> — pipeline and agent pool exist</w:t>
             </w:r>
           </w:p>
         </w:tc>
@@ -3492,7 +4418,7 @@
               <w:rPr>
                 <w:b w:val="0"/>
               </w:rPr>
-              <w:t>Medium — DevOps team request</w:t>
+              <w:t>Add `pr:` trigger to YAML</w:t>
             </w:r>
           </w:p>
         </w:tc>
@@ -3543,9 +4469,15 @@
             <w:r/>
             <w:r>
               <w:rPr>
+                <w:b/>
+              </w:rPr>
+              <w:t>Resolved</w:t>
+            </w:r>
+            <w:r>
+              <w:rPr>
                 <w:b w:val="0"/>
               </w:rPr>
-              <w:t>4.2.1, 4.2.2</w:t>
+              <w:t xml:space="preserve"> — pipeline executing successfully</w:t>
             </w:r>
           </w:p>
         </w:tc>
@@ -3562,7 +4494,7 @@
               <w:rPr>
                 <w:b w:val="0"/>
               </w:rPr>
-              <w:t>Medium — D365 admin config</w:t>
+              <w:t>None</w:t>
             </w:r>
           </w:p>
         </w:tc>
@@ -3613,9 +4545,9 @@
             <w:r/>
             <w:r>
               <w:rPr>
-                <w:b w:val="0"/>
+                <w:b/>
               </w:rPr>
-              <w:t>4.2.2, 4.2.3</w:t>
+              <w:t>Open</w:t>
             </w:r>
           </w:p>
         </w:tc>
@@ -3632,7 +4564,7 @@
               <w:rPr>
                 <w:b w:val="0"/>
               </w:rPr>
-              <w:t>High — data governance approval</w:t>
+              <w:t>Agree synthetic/reference data policy for CI runs</w:t>
             </w:r>
           </w:p>
         </w:tc>
@@ -3652,22 +4584,6 @@
       </w:pPr>
       <w:r>
         <w:t>How Current Work Feeds Into the Workshop</w:t>
-      </w:r>
-    </w:p>
-    <w:p>
-      <w:r>
-        <w:rPr>
-          <w:b w:val="0"/>
-        </w:rPr>
-        <w:t>The test automation team is not starting from zero. Work already completed or underway</w:t>
-      </w:r>
-    </w:p>
-    <w:p>
-      <w:r>
-        <w:rPr>
-          <w:b w:val="0"/>
-        </w:rPr>
-        <w:t>provides concrete evidence and proposals to bring to the session:</w:t>
       </w:r>
     </w:p>
     <w:tbl>
@@ -3768,7 +4684,7 @@
               <w:rPr>
                 <w:b w:val="0"/>
               </w:rPr>
-              <w:t>Migration recommendation</w:t>
+              <w:t>Migration recommendation ready</w:t>
             </w:r>
           </w:p>
         </w:tc>
@@ -3821,7 +4737,7 @@
               <w:rPr>
                 <w:b w:val="0"/>
               </w:rPr>
-              <w:t>`README.md` — Phase 1, 2, 3 changes documented with before/after</w:t>
+              <w:t>`README.md` — Phase 1, 2 and 3 changes documented with before/after</w:t>
             </w:r>
           </w:p>
         </w:tc>
@@ -3857,7 +4773,7 @@
               <w:rPr>
                 <w:b w:val="0"/>
               </w:rPr>
-              <w:t>Already in place — SIT, UAT, FAT with corresponding smoke tags</w:t>
+              <w:t>Already in place — SIT, UAT, FAT, PPE, MO, TRN with corresponding smoke tags</w:t>
             </w:r>
           </w:p>
         </w:tc>
@@ -3893,7 +4809,79 @@
               <w:rPr>
                 <w:b w:val="0"/>
               </w:rPr>
-              <w:t>`reqnroll.json` corrected — in-process threading removed, aligned to 10-user model</w:t>
+              <w:t>`reqnroll.json` corrected — in-process threading removed</w:t>
+            </w:r>
+          </w:p>
+        </w:tc>
+      </w:tr>
+      <w:tr>
+        <w:tc>
+          <w:tcPr>
+            <w:tcW w:type="dxa" w:w="4703"/>
+          </w:tcPr>
+          <w:p>
+            <w:pPr>
+              <w:spacing w:before="40" w:after="40"/>
+            </w:pPr>
+            <w:r/>
+            <w:r>
+              <w:rPr>
+                <w:b w:val="0"/>
+              </w:rPr>
+              <w:t>CI pipeline exists</w:t>
+            </w:r>
+          </w:p>
+        </w:tc>
+        <w:tc>
+          <w:tcPr>
+            <w:tcW w:type="dxa" w:w="4703"/>
+          </w:tcPr>
+          <w:p>
+            <w:pPr>
+              <w:spacing w:before="40" w:after="40"/>
+            </w:pPr>
+            <w:r/>
+            <w:r>
+              <w:rPr>
+                <w:b w:val="0"/>
+              </w:rPr>
+              <w:t>Azure DevOps pipeline with agent pool, variable groups and tag filter in place</w:t>
+            </w:r>
+          </w:p>
+        </w:tc>
+      </w:tr>
+      <w:tr>
+        <w:tc>
+          <w:tcPr>
+            <w:tcW w:type="dxa" w:w="4703"/>
+          </w:tcPr>
+          <w:p>
+            <w:pPr>
+              <w:spacing w:before="40" w:after="40"/>
+            </w:pPr>
+            <w:r/>
+            <w:r>
+              <w:rPr>
+                <w:b w:val="0"/>
+              </w:rPr>
+              <w:t>Pipeline issues documented</w:t>
+            </w:r>
+          </w:p>
+        </w:tc>
+        <w:tc>
+          <w:tcPr>
+            <w:tcW w:type="dxa" w:w="4703"/>
+          </w:tcPr>
+          <w:p>
+            <w:pPr>
+              <w:spacing w:before="40" w:after="40"/>
+            </w:pPr>
+            <w:r/>
+            <w:r>
+              <w:rPr>
+                <w:b w:val="0"/>
+              </w:rPr>
+              <w:t>8 issues identified — 3 critical fixes needed before PR gate can be enabled</w:t>
             </w:r>
           </w:p>
         </w:tc>
@@ -3920,7 +4908,7 @@
         <w:rPr>
           <w:b w:val="0"/>
         </w:rPr>
-        <w:t>The session closes with a 1–5 confidence vote: *"How confident do you feel in being able</w:t>
+        <w:t>The session closes with a 1–5 vote: *"How confident do you feel in being able to implement</w:t>
       </w:r>
     </w:p>
     <w:p>
@@ -3928,7 +4916,31 @@
         <w:rPr>
           <w:b w:val="0"/>
         </w:rPr>
-        <w:t>to implement the presented ideal solutions by end of R1.9?"*</w:t>
+        <w:t>the presented ideal solutions by end of R1.9?"*</w:t>
+      </w:r>
+    </w:p>
+    <w:p>
+      <w:pPr>
+        <w:pStyle w:val="Heading3"/>
+      </w:pPr>
+      <w:r>
+        <w:t>Before reviewing the pipeline — estimated confidence: 2 / 5</w:t>
+      </w:r>
+    </w:p>
+    <w:p>
+      <w:r>
+        <w:rPr>
+          <w:b w:val="0"/>
+        </w:rPr>
+        <w:t>*(Service account, pipeline, environments all assumed to be HMRC blockers)*</w:t>
+      </w:r>
+    </w:p>
+    <w:p>
+      <w:pPr>
+        <w:pStyle w:val="Heading3"/>
+      </w:pPr>
+      <w:r>
+        <w:t>After reviewing the pipeline — revised confidence: 4 / 5</w:t>
       </w:r>
     </w:p>
     <w:tbl>
@@ -3956,7 +4968,7 @@
               <w:rPr>
                 <w:b/>
               </w:rPr>
-              <w:t>If blockers 1–4 above are resolved by HMRC</w:t>
+              <w:t>What is already done</w:t>
             </w:r>
           </w:p>
         </w:tc>
@@ -3974,7 +4986,7 @@
               <w:rPr>
                 <w:b/>
               </w:rPr>
-              <w:t>Confidence</w:t>
+              <w:t>What remains</w:t>
             </w:r>
           </w:p>
         </w:tc>
@@ -3993,7 +5005,7 @@
               <w:rPr>
                 <w:b w:val="0"/>
               </w:rPr>
-              <w:t>All four resolved</w:t>
+              <w:t>Agent pool provisioned</w:t>
             </w:r>
           </w:p>
         </w:tc>
@@ -4010,7 +5022,7 @@
               <w:rPr>
                 <w:b w:val="0"/>
               </w:rPr>
-              <w:t>4 / 5 — framework work already underway, pipeline wiring is the remaining piece</w:t>
+              <w:t>`runInParallel: false` — one line change</w:t>
             </w:r>
           </w:p>
         </w:tc>
@@ -4029,7 +5041,7 @@
               <w:rPr>
                 <w:b w:val="0"/>
               </w:rPr>
-              <w:t>Blockers 1 and 3 unresolved (service account + session policy)</w:t>
+              <w:t>Service account credentials secured in variable groups</w:t>
             </w:r>
           </w:p>
         </w:tc>
@@ -4046,7 +5058,7 @@
               <w:rPr>
                 <w:b w:val="0"/>
               </w:rPr>
-              <w:t>2 / 5 — CI gate cannot run without D365 login working in pipeline</w:t>
+              <w:t>`PublishTestResults` path fix — one line change</w:t>
             </w:r>
           </w:p>
         </w:tc>
@@ -4065,7 +5077,7 @@
               <w:rPr>
                 <w:b w:val="0"/>
               </w:rPr>
-              <w:t>All four unresolved</w:t>
+              <w:t>Multi-environment support built</w:t>
             </w:r>
           </w:p>
         </w:tc>
@@ -4082,7 +5094,109 @@
               <w:rPr>
                 <w:b w:val="0"/>
               </w:rPr>
-              <w:t>1 / 5 — manual execution only, no PR gate achievable</w:t>
+              <w:t>Add `pr:` trigger — three lines</w:t>
+            </w:r>
+          </w:p>
+        </w:tc>
+      </w:tr>
+      <w:tr>
+        <w:tc>
+          <w:tcPr>
+            <w:tcW w:type="dxa" w:w="4703"/>
+          </w:tcPr>
+          <w:p>
+            <w:pPr>
+              <w:spacing w:before="40" w:after="40"/>
+            </w:pPr>
+            <w:r/>
+            <w:r>
+              <w:rPr>
+                <w:b w:val="0"/>
+              </w:rPr>
+              <w:t>Tag-based test filtering working</w:t>
+            </w:r>
+          </w:p>
+        </w:tc>
+        <w:tc>
+          <w:tcPr>
+            <w:tcW w:type="dxa" w:w="4703"/>
+          </w:tcPr>
+          <w:p>
+            <w:pPr>
+              <w:spacing w:before="40" w:after="40"/>
+            </w:pPr>
+            <w:r/>
+            <w:r>
+              <w:rPr>
+                <w:b w:val="0"/>
+              </w:rPr>
+              <w:t>App.config replacement made robust</w:t>
+            </w:r>
+          </w:p>
+        </w:tc>
+      </w:tr>
+      <w:tr>
+        <w:tc>
+          <w:tcPr>
+            <w:tcW w:type="dxa" w:w="4703"/>
+          </w:tcPr>
+          <w:p>
+            <w:pPr>
+              <w:spacing w:before="40" w:after="40"/>
+            </w:pPr>
+            <w:r/>
+            <w:r>
+              <w:rPr>
+                <w:b w:val="0"/>
+              </w:rPr>
+              <w:t>NuGet, build, test execution all wired</w:t>
+            </w:r>
+          </w:p>
+        </w:tc>
+        <w:tc>
+          <w:tcPr>
+            <w:tcW w:type="dxa" w:w="4703"/>
+          </w:tcPr>
+          <w:p>
+            <w:pPr>
+              <w:spacing w:before="40" w:after="40"/>
+            </w:pPr>
+            <w:r/>
+            <w:r>
+              <w:rPr>
+                <w:b w:val="0"/>
+              </w:rPr>
+              <w:t>Framework flakiness resolved (in progress)</w:t>
+            </w:r>
+          </w:p>
+        </w:tc>
+      </w:tr>
+      <w:tr>
+        <w:tc>
+          <w:tcPr>
+            <w:tcW w:type="dxa" w:w="4703"/>
+          </w:tcPr>
+          <w:p>
+            <w:pPr>
+              <w:spacing w:before="40" w:after="40"/>
+            </w:pPr>
+            <w:r/>
+          </w:p>
+        </w:tc>
+        <w:tc>
+          <w:tcPr>
+            <w:tcW w:type="dxa" w:w="4703"/>
+          </w:tcPr>
+          <w:p>
+            <w:pPr>
+              <w:spacing w:before="40" w:after="40"/>
+            </w:pPr>
+            <w:r/>
+            <w:r>
+              <w:rPr>
+                <w:b w:val="0"/>
+              </w:rPr>
+              <w:t>`rerunFailedTests` removed once suite is stable</w:t>
             </w:r>
           </w:p>
         </w:tc>
@@ -4090,27 +5204,63 @@
     </w:tbl>
     <w:p/>
     <w:p>
+      <w:pPr>
+        <w:ind w:left="720"/>
+        <w:shd w:val="clear" w:color="auto" w:fill="FFF8DC"/>
+      </w:pPr>
+      <w:r>
+        <w:rPr>
+          <w:b/>
+        </w:rPr>
+        <w:t>The single most important action before April 23rd:</w:t>
+      </w:r>
+    </w:p>
+    <w:p>
+      <w:pPr>
+        <w:ind w:left="720"/>
+        <w:shd w:val="clear" w:color="auto" w:fill="FFF8DC"/>
+      </w:pPr>
       <w:r>
         <w:rPr>
           <w:b w:val="0"/>
         </w:rPr>
-        <w:t>**The single most important blocker to surface on April 23rd is Blocker 1 —</w:t>
+        <w:t>Apply the three critical pipeline fixes (`runInParallel`, `PublishTestResults` path,</w:t>
       </w:r>
     </w:p>
     <w:p>
+      <w:pPr>
+        <w:ind w:left="720"/>
+        <w:shd w:val="clear" w:color="auto" w:fill="FFF8DC"/>
+      </w:pPr>
       <w:r>
         <w:rPr>
           <w:b w:val="0"/>
         </w:rPr>
-        <w:t>the D365 service account for pipeline execution.** Everything else can be built</w:t>
+        <w:t>`pr:` trigger) and run a timed baseline of `@SIT_Smoke` to establish the execution</w:t>
       </w:r>
     </w:p>
     <w:p>
+      <w:pPr>
+        <w:ind w:left="720"/>
+        <w:shd w:val="clear" w:color="auto" w:fill="FFF8DC"/>
+      </w:pPr>
       <w:r>
         <w:rPr>
           <w:b w:val="0"/>
         </w:rPr>
-        <w:t>around it; without it, automated CI is not possible regardless of framework quality.</w:t>
+        <w:t>time. That single number — how long the smoke suite takes — is what the group</w:t>
+      </w:r>
+    </w:p>
+    <w:p>
+      <w:pPr>
+        <w:ind w:left="720"/>
+        <w:shd w:val="clear" w:color="auto" w:fill="FFF8DC"/>
+      </w:pPr>
+      <w:r>
+        <w:rPr>
+          <w:b w:val="0"/>
+        </w:rPr>
+        <w:t>needs to answer 4.2.1 with confidence.</w:t>
       </w:r>
     </w:p>
     <w:sectPr>
